--- a/Nhom_GoiYSanPhamMuaKem.docx
+++ b/Nhom_GoiYSanPhamMuaKem.docx
@@ -362,7 +362,7 @@
       <w:pPr>
         <w:pStyle w:val="8"/>
         <w:spacing w:before="59" w:line="360" w:lineRule="auto"/>
-        <w:ind w:left="851" w:right="851" w:firstLine="425"/>
+        <w:ind w:left="851" w:right="851" w:firstLine="3285" w:firstLineChars="0"/>
         <w:jc w:val="both"/>
         <w:rPr>
           <w:rFonts w:hint="default" w:ascii="Times New Roman" w:hAnsi="Times New Roman" w:cs="Times New Roman"/>
@@ -417,6 +417,7 @@
     <w:p>
       <w:pPr>
         <w:spacing w:line="360" w:lineRule="auto"/>
+        <w:ind w:left="720" w:leftChars="0" w:firstLine="720" w:firstLineChars="0"/>
         <w:jc w:val="both"/>
         <w:rPr>
           <w:rFonts w:hint="default" w:ascii="Times New Roman" w:hAnsi="Times New Roman" w:cs="Times New Roman"/>
@@ -1350,7 +1351,7 @@
       <w:pPr>
         <w:pStyle w:val="8"/>
         <w:spacing w:before="59" w:line="360" w:lineRule="auto"/>
-        <w:ind w:left="851" w:right="851" w:firstLine="425"/>
+        <w:ind w:left="851" w:right="851" w:firstLine="3285" w:firstLineChars="0"/>
         <w:jc w:val="both"/>
         <w:rPr>
           <w:rFonts w:hint="default" w:ascii="Times New Roman" w:hAnsi="Times New Roman" w:cs="Times New Roman"/>
@@ -1405,6 +1406,7 @@
     <w:p>
       <w:pPr>
         <w:spacing w:line="360" w:lineRule="auto"/>
+        <w:ind w:left="720" w:leftChars="0" w:firstLine="720" w:firstLineChars="0"/>
         <w:jc w:val="both"/>
         <w:rPr>
           <w:rFonts w:hint="default" w:ascii="Times New Roman" w:hAnsi="Times New Roman" w:cs="Times New Roman"/>
@@ -2329,10 +2331,10 @@
           <w:szCs w:val="26"/>
         </w:rPr>
       </w:pPr>
-      <w:bookmarkStart w:id="0" w:name="_Toc201927926"/>
+      <w:bookmarkStart w:id="0" w:name="_Toc208859025"/>
       <w:bookmarkStart w:id="1" w:name="_Toc201929025"/>
       <w:bookmarkStart w:id="2" w:name="_Toc201930537"/>
-      <w:bookmarkStart w:id="3" w:name="_Toc208859025"/>
+      <w:bookmarkStart w:id="3" w:name="_Toc201927926"/>
       <w:r>
         <w:rPr>
           <w:rFonts w:hint="default" w:ascii="Times New Roman" w:hAnsi="Times New Roman" w:cs="Times New Roman"/>
@@ -3978,7 +3980,9 @@
         </w:tblBorders>
         <w:tblLayout w:type="autofit"/>
         <w:tblCellMar>
+          <w:top w:w="0" w:type="dxa"/>
           <w:left w:w="108" w:type="dxa"/>
+          <w:bottom w:w="0" w:type="dxa"/>
           <w:right w:w="108" w:type="dxa"/>
         </w:tblCellMar>
       </w:tblPr>
@@ -3999,7 +4003,9 @@
             <w:insideV w:val="single" w:color="auto" w:sz="4" w:space="0"/>
           </w:tblBorders>
           <w:tblCellMar>
+            <w:top w:w="0" w:type="dxa"/>
             <w:left w:w="108" w:type="dxa"/>
+            <w:bottom w:w="0" w:type="dxa"/>
             <w:right w:w="108" w:type="dxa"/>
           </w:tblCellMar>
         </w:tblPrEx>
@@ -4105,7 +4111,6 @@
                 <w:spacing w:val="0"/>
                 <w:sz w:val="26"/>
                 <w:szCs w:val="26"/>
-                <w:bdr w:val="none" w:color="auto" w:sz="0" w:space="0"/>
                 <w:shd w:val="clear" w:fill="FFFFFF"/>
               </w:rPr>
               <w:t>Đoàn Lê Văn Tâm</w:t>
@@ -4173,7 +4178,6 @@
                 <w:spacing w:val="0"/>
                 <w:sz w:val="26"/>
                 <w:szCs w:val="26"/>
-                <w:bdr w:val="none" w:color="auto" w:sz="0" w:space="0"/>
                 <w:shd w:val="clear" w:fill="FFFFFF"/>
               </w:rPr>
               <w:t>Phạm Tiến Đạt</w:t>
@@ -4207,7 +4211,9 @@
             <w:insideV w:val="single" w:color="auto" w:sz="4" w:space="0"/>
           </w:tblBorders>
           <w:tblCellMar>
+            <w:top w:w="0" w:type="dxa"/>
             <w:left w:w="108" w:type="dxa"/>
+            <w:bottom w:w="0" w:type="dxa"/>
             <w:right w:w="108" w:type="dxa"/>
           </w:tblCellMar>
         </w:tblPrEx>
@@ -4537,7 +4543,9 @@
             <w:insideV w:val="single" w:color="auto" w:sz="4" w:space="0"/>
           </w:tblBorders>
           <w:tblCellMar>
+            <w:top w:w="0" w:type="dxa"/>
             <w:left w:w="108" w:type="dxa"/>
+            <w:bottom w:w="0" w:type="dxa"/>
             <w:right w:w="108" w:type="dxa"/>
           </w:tblCellMar>
         </w:tblPrEx>
@@ -4597,15 +4605,7 @@
                 <w:sz w:val="26"/>
                 <w:szCs w:val="26"/>
               </w:rPr>
-              <w:t xml:space="preserve">- Xây dựng quy trình làm sạch dữ liệu </w:t>
-            </w:r>
-            <w:r>
-              <w:rPr>
-                <w:rFonts w:hint="default" w:ascii="Times New Roman" w:hAnsi="Times New Roman" w:cs="Times New Roman"/>
-                <w:sz w:val="26"/>
-                <w:szCs w:val="26"/>
-              </w:rPr>
-              <w:t>(</w:t>
+              <w:t>- Xây dựng quy trình làm sạch dữ liệu (</w:t>
             </w:r>
             <w:r>
               <w:rPr>
@@ -4868,7 +4868,9 @@
             <w:insideV w:val="single" w:color="auto" w:sz="4" w:space="0"/>
           </w:tblBorders>
           <w:tblCellMar>
+            <w:top w:w="0" w:type="dxa"/>
             <w:left w:w="108" w:type="dxa"/>
+            <w:bottom w:w="0" w:type="dxa"/>
             <w:right w:w="108" w:type="dxa"/>
           </w:tblCellMar>
         </w:tblPrEx>
@@ -5214,8 +5216,6 @@
                 <w:lang w:val="vi-VN"/>
               </w:rPr>
             </w:pPr>
-            <w:bookmarkStart w:id="7" w:name="_GoBack"/>
-            <w:bookmarkEnd w:id="7"/>
           </w:p>
         </w:tc>
         <w:tc>
@@ -5272,7 +5272,9 @@
             <w:insideV w:val="single" w:color="auto" w:sz="4" w:space="0"/>
           </w:tblBorders>
           <w:tblCellMar>
+            <w:top w:w="0" w:type="dxa"/>
             <w:left w:w="108" w:type="dxa"/>
+            <w:bottom w:w="0" w:type="dxa"/>
             <w:right w:w="108" w:type="dxa"/>
           </w:tblCellMar>
         </w:tblPrEx>
@@ -5370,7 +5372,9 @@
             <w:insideV w:val="single" w:color="auto" w:sz="4" w:space="0"/>
           </w:tblBorders>
           <w:tblCellMar>
+            <w:top w:w="0" w:type="dxa"/>
             <w:left w:w="108" w:type="dxa"/>
+            <w:bottom w:w="0" w:type="dxa"/>
             <w:right w:w="108" w:type="dxa"/>
           </w:tblCellMar>
         </w:tblPrEx>
@@ -5650,6 +5654,1288 @@
           <w:szCs w:val="26"/>
         </w:rPr>
       </w:pPr>
+    </w:p>
+    <w:p>
+      <w:pPr>
+        <w:pStyle w:val="13"/>
+        <w:keepNext w:val="0"/>
+        <w:keepLines w:val="0"/>
+        <w:widowControl/>
+        <w:suppressLineNumbers w:val="0"/>
+      </w:pPr>
+      <w:r>
+        <w:rPr>
+          <w:b/>
+          <w:bCs/>
+        </w:rPr>
+        <w:t>CHƯƠNG 1: THU THẬP VÀ PHÂN TÍCH SƠ BỘ DỮ LIỆU</w:t>
+      </w:r>
+    </w:p>
+    <w:p>
+      <w:pPr>
+        <w:pStyle w:val="13"/>
+        <w:keepNext w:val="0"/>
+        <w:keepLines w:val="0"/>
+        <w:widowControl/>
+        <w:suppressLineNumbers w:val="0"/>
+      </w:pPr>
+      <w:r>
+        <w:rPr>
+          <w:b/>
+          <w:bCs/>
+        </w:rPr>
+        <w:t>1.1. Nguồn gốc dữ liệu:</w:t>
+      </w:r>
+      <w:r>
+        <w:t xml:space="preserve"> Bộ dữ liệu sử dụng trong đồ án là dữ liệu giao dịch bán lẻ thực tế (gồm hơn 500,000 dòng dữ liệu). Các thuộc tính cốt lõi bao gồm: </w:t>
+      </w:r>
+      <w:r>
+        <w:rPr>
+          <w:i/>
+          <w:iCs/>
+        </w:rPr>
+        <w:t>BillNo</w:t>
+      </w:r>
+      <w:r>
+        <w:t xml:space="preserve"> (Mã hóa đơn), </w:t>
+      </w:r>
+      <w:r>
+        <w:rPr>
+          <w:i/>
+          <w:iCs/>
+        </w:rPr>
+        <w:t>Itemname</w:t>
+      </w:r>
+      <w:r>
+        <w:t xml:space="preserve"> (Tên mặt hàng), </w:t>
+      </w:r>
+      <w:r>
+        <w:rPr>
+          <w:i/>
+          <w:iCs/>
+        </w:rPr>
+        <w:t>Quantity</w:t>
+      </w:r>
+      <w:r>
+        <w:t xml:space="preserve"> (Số lượng), </w:t>
+      </w:r>
+      <w:r>
+        <w:rPr>
+          <w:i/>
+          <w:iCs/>
+        </w:rPr>
+        <w:t>Price</w:t>
+      </w:r>
+      <w:r>
+        <w:t xml:space="preserve"> (Đơn giá), </w:t>
+      </w:r>
+      <w:r>
+        <w:rPr>
+          <w:i/>
+          <w:iCs/>
+        </w:rPr>
+        <w:t>CustomerID</w:t>
+      </w:r>
+      <w:r>
+        <w:t xml:space="preserve"> (Mã khách hàng), </w:t>
+      </w:r>
+      <w:r>
+        <w:rPr>
+          <w:i/>
+          <w:iCs/>
+        </w:rPr>
+        <w:t>Country</w:t>
+      </w:r>
+      <w:r>
+        <w:t xml:space="preserve"> (Quốc gia), và </w:t>
+      </w:r>
+      <w:r>
+        <w:rPr>
+          <w:i/>
+          <w:iCs/>
+        </w:rPr>
+        <w:t>Date</w:t>
+      </w:r>
+      <w:r>
+        <w:t xml:space="preserve"> (Thời gian giao dịch).</w:t>
+      </w:r>
+    </w:p>
+    <w:p>
+      <w:pPr>
+        <w:pStyle w:val="13"/>
+        <w:keepNext w:val="0"/>
+        <w:keepLines w:val="0"/>
+        <w:widowControl/>
+        <w:suppressLineNumbers w:val="0"/>
+      </w:pPr>
+      <w:r>
+        <w:rPr>
+          <w:b/>
+          <w:bCs/>
+        </w:rPr>
+        <w:t>1.2. Thống kê mô tả dữ liệu thô ban đầu:</w:t>
+      </w:r>
+      <w:r>
+        <w:t xml:space="preserve"> Dựa trên kết quả thực thi công cụ phân tích sơ bộ, các thông số của tập dữ liệu được ghi nhận như sau:</w:t>
+      </w:r>
+    </w:p>
+    <w:p>
+      <w:pPr>
+        <w:pStyle w:val="13"/>
+        <w:keepNext w:val="0"/>
+        <w:keepLines w:val="0"/>
+        <w:widowControl/>
+        <w:suppressLineNumbers w:val="0"/>
+        <w:ind w:left="720"/>
+      </w:pPr>
+      <w:r>
+        <w:rPr>
+          <w:b/>
+          <w:bCs/>
+        </w:rPr>
+        <w:t>Tổng số bản ghi ban đầu:</w:t>
+      </w:r>
+      <w:r>
+        <w:t xml:space="preserve"> </w:t>
+      </w:r>
+      <w:r>
+        <w:rPr>
+          <w:i/>
+          <w:iCs/>
+        </w:rPr>
+        <w:t>[Điền số dòng in ra từ code, ví dụ: 541,909]</w:t>
+      </w:r>
+      <w:r>
+        <w:t xml:space="preserve"> dòng.</w:t>
+      </w:r>
+    </w:p>
+    <w:p>
+      <w:pPr>
+        <w:pStyle w:val="13"/>
+        <w:keepNext w:val="0"/>
+        <w:keepLines w:val="0"/>
+        <w:widowControl/>
+        <w:suppressLineNumbers w:val="0"/>
+        <w:ind w:left="720"/>
+      </w:pPr>
+      <w:r>
+        <w:rPr>
+          <w:b/>
+          <w:bCs/>
+        </w:rPr>
+        <w:t>Số lượng hóa đơn duy nhất:</w:t>
+      </w:r>
+      <w:r>
+        <w:t xml:space="preserve"> </w:t>
+      </w:r>
+      <w:r>
+        <w:rPr>
+          <w:i/>
+          <w:iCs/>
+        </w:rPr>
+        <w:t>[Điền số lượng BillNo duy nhất]</w:t>
+      </w:r>
+      <w:r>
+        <w:t xml:space="preserve"> hóa đơn.</w:t>
+      </w:r>
+    </w:p>
+    <w:p>
+      <w:pPr>
+        <w:pStyle w:val="13"/>
+        <w:keepNext w:val="0"/>
+        <w:keepLines w:val="0"/>
+        <w:widowControl/>
+        <w:suppressLineNumbers w:val="0"/>
+        <w:ind w:left="720"/>
+      </w:pPr>
+      <w:r>
+        <w:rPr>
+          <w:b/>
+          <w:bCs/>
+        </w:rPr>
+        <w:t>Số lượng chủng loại mặt hàng:</w:t>
+      </w:r>
+      <w:r>
+        <w:t xml:space="preserve"> </w:t>
+      </w:r>
+      <w:r>
+        <w:rPr>
+          <w:i/>
+          <w:iCs/>
+        </w:rPr>
+        <w:t>[Điền số lượng Itemname duy nhất]</w:t>
+      </w:r>
+      <w:r>
+        <w:t xml:space="preserve"> mặt hàng độc lập.</w:t>
+      </w:r>
+    </w:p>
+    <w:p>
+      <w:pPr>
+        <w:pStyle w:val="13"/>
+        <w:keepNext w:val="0"/>
+        <w:keepLines w:val="0"/>
+        <w:widowControl/>
+        <w:suppressLineNumbers w:val="0"/>
+        <w:rPr>
+          <w:b/>
+          <w:bCs/>
+        </w:rPr>
+      </w:pPr>
+      <w:r>
+        <w:rPr>
+          <w:b/>
+          <w:bCs/>
+        </w:rPr>
+        <w:t>1.3. Phân phối độ dài giỏ hàng (Basket Size):</w:t>
+      </w:r>
+    </w:p>
+    <w:p>
+      <w:pPr>
+        <w:pStyle w:val="13"/>
+        <w:keepNext w:val="0"/>
+        <w:keepLines w:val="0"/>
+        <w:widowControl/>
+        <w:suppressLineNumbers w:val="0"/>
+        <w:rPr>
+          <w:rFonts w:hint="default"/>
+          <w:b/>
+          <w:bCs/>
+          <w:lang w:val="vi-VN"/>
+        </w:rPr>
+      </w:pPr>
+      <w:r>
+        <w:rPr>
+          <w:rFonts w:hint="default"/>
+          <w:b/>
+          <w:bCs/>
+          <w:lang w:val="vi-VN"/>
+        </w:rPr>
+        <w:drawing>
+          <wp:inline distT="0" distB="0" distL="114300" distR="114300">
+            <wp:extent cx="5266690" cy="3160395"/>
+            <wp:effectExtent l="0" t="0" r="6350" b="9525"/>
+            <wp:docPr id="26" name="Picture 26" descr="histogram_basket_size_raw"/>
+            <wp:cNvGraphicFramePr>
+              <a:graphicFrameLocks xmlns:a="http://schemas.openxmlformats.org/drawingml/2006/main" noChangeAspect="1"/>
+            </wp:cNvGraphicFramePr>
+            <a:graphic xmlns:a="http://schemas.openxmlformats.org/drawingml/2006/main">
+              <a:graphicData uri="http://schemas.openxmlformats.org/drawingml/2006/picture">
+                <pic:pic xmlns:pic="http://schemas.openxmlformats.org/drawingml/2006/picture">
+                  <pic:nvPicPr>
+                    <pic:cNvPr id="26" name="Picture 26" descr="histogram_basket_size_raw"/>
+                    <pic:cNvPicPr>
+                      <a:picLocks noChangeAspect="1"/>
+                    </pic:cNvPicPr>
+                  </pic:nvPicPr>
+                  <pic:blipFill>
+                    <a:blip r:embed="rId14"/>
+                    <a:stretch>
+                      <a:fillRect/>
+                    </a:stretch>
+                  </pic:blipFill>
+                  <pic:spPr>
+                    <a:xfrm>
+                      <a:off x="0" y="0"/>
+                      <a:ext cx="5266690" cy="3160395"/>
+                    </a:xfrm>
+                    <a:prstGeom prst="rect">
+                      <a:avLst/>
+                    </a:prstGeom>
+                  </pic:spPr>
+                </pic:pic>
+              </a:graphicData>
+            </a:graphic>
+          </wp:inline>
+        </w:drawing>
+      </w:r>
+    </w:p>
+    <w:p>
+      <w:pPr>
+        <w:pStyle w:val="13"/>
+        <w:keepNext w:val="0"/>
+        <w:keepLines w:val="0"/>
+        <w:widowControl/>
+        <w:suppressLineNumbers w:val="0"/>
+        <w:ind w:left="720"/>
+      </w:pPr>
+      <w:r>
+        <w:rPr>
+          <w:i/>
+          <w:iCs/>
+        </w:rPr>
+        <w:t>Nhận xét biểu đồ:</w:t>
+      </w:r>
+      <w:r>
+        <w:t xml:space="preserve"> Phân phối số lượng mặt hàng trên mỗi giỏ hàng tập trung mạnh trong khoảng từ 2 đến 20 sản phẩm. Đây là phân phối chuẩn cho mô hình bán lẻ thông thường, thích hợp để triển khai thuật toán khai thác mẫu phổ biến và luật kết hợp.</w:t>
+      </w:r>
+    </w:p>
+    <w:p>
+      <w:pPr>
+        <w:pStyle w:val="13"/>
+        <w:keepNext w:val="0"/>
+        <w:keepLines w:val="0"/>
+        <w:widowControl/>
+        <w:suppressLineNumbers w:val="0"/>
+        <w:ind w:left="720"/>
+      </w:pPr>
+    </w:p>
+    <w:p>
+      <w:pPr>
+        <w:pStyle w:val="13"/>
+        <w:keepNext w:val="0"/>
+        <w:keepLines w:val="0"/>
+        <w:widowControl/>
+        <w:suppressLineNumbers w:val="0"/>
+      </w:pPr>
+    </w:p>
+    <w:p>
+      <w:pPr>
+        <w:pStyle w:val="13"/>
+        <w:keepNext w:val="0"/>
+        <w:keepLines w:val="0"/>
+        <w:widowControl/>
+        <w:suppressLineNumbers w:val="0"/>
+        <w:spacing w:before="0" w:beforeAutospacing="0" w:line="12" w:lineRule="atLeast"/>
+        <w:rPr>
+          <w:rFonts w:ascii="sans-serif" w:hAnsi="sans-serif" w:eastAsia="sans-serif" w:cs="sans-serif"/>
+        </w:rPr>
+      </w:pPr>
+      <w:r>
+        <w:rPr>
+          <w:rFonts w:hint="default" w:ascii="sans-serif" w:hAnsi="sans-serif" w:eastAsia="sans-serif" w:cs="sans-serif"/>
+          <w:b/>
+          <w:bCs/>
+        </w:rPr>
+        <w:t>CHƯƠNG 2: TIỀN XỬ LÝ VÀ BIẾN ĐỔI DỮ LIỆU</w:t>
+      </w:r>
+    </w:p>
+    <w:p>
+      <w:pPr>
+        <w:pStyle w:val="13"/>
+        <w:keepNext w:val="0"/>
+        <w:keepLines w:val="0"/>
+        <w:widowControl/>
+        <w:suppressLineNumbers w:val="0"/>
+        <w:spacing w:before="0" w:beforeAutospacing="0" w:line="12" w:lineRule="atLeast"/>
+        <w:rPr>
+          <w:rFonts w:hint="default" w:ascii="sans-serif" w:hAnsi="sans-serif" w:eastAsia="sans-serif" w:cs="sans-serif"/>
+        </w:rPr>
+      </w:pPr>
+      <w:r>
+        <w:rPr>
+          <w:rFonts w:hint="default" w:ascii="sans-serif" w:hAnsi="sans-serif" w:eastAsia="sans-serif" w:cs="sans-serif"/>
+          <w:b/>
+          <w:bCs/>
+        </w:rPr>
+        <w:t>2.1. Quy trình làm sạch dữ liệu (Data Cleaning):</w:t>
+      </w:r>
+    </w:p>
+    <w:p>
+      <w:pPr>
+        <w:pStyle w:val="13"/>
+        <w:keepNext w:val="0"/>
+        <w:keepLines w:val="0"/>
+        <w:widowControl/>
+        <w:suppressLineNumbers w:val="0"/>
+        <w:spacing w:before="0" w:beforeAutospacing="0" w:line="12" w:lineRule="atLeast"/>
+        <w:rPr>
+          <w:rFonts w:hint="default" w:ascii="sans-serif" w:hAnsi="sans-serif" w:eastAsia="sans-serif" w:cs="sans-serif"/>
+        </w:rPr>
+      </w:pPr>
+      <w:r>
+        <w:rPr>
+          <w:rFonts w:hint="default" w:ascii="sans-serif" w:hAnsi="sans-serif" w:eastAsia="sans-serif" w:cs="sans-serif"/>
+        </w:rPr>
+        <w:t>Nhằm đảm bảo dữ liệu đạt tiêu chuẩn nhất quán trước khi đưa vào mô hình khai phá luật kết hợp FP-Growth, nhóm nghiên cứu đã triển khai bộ lọc tiền xử lý dữ liệu qua 5 bước nghiêm ngặt:</w:t>
+      </w:r>
+    </w:p>
+    <w:p>
+      <w:pPr>
+        <w:pStyle w:val="13"/>
+        <w:keepNext w:val="0"/>
+        <w:keepLines w:val="0"/>
+        <w:widowControl/>
+        <w:suppressLineNumbers w:val="0"/>
+        <w:spacing w:before="0" w:beforeAutospacing="0" w:line="12" w:lineRule="atLeast"/>
+        <w:ind w:left="720"/>
+        <w:rPr>
+          <w:rFonts w:hint="default" w:ascii="sans-serif" w:hAnsi="sans-serif" w:eastAsia="sans-serif" w:cs="sans-serif"/>
+        </w:rPr>
+      </w:pPr>
+      <w:r>
+        <w:rPr>
+          <w:rFonts w:hint="default" w:ascii="sans-serif" w:hAnsi="sans-serif" w:eastAsia="sans-serif" w:cs="sans-serif"/>
+          <w:b/>
+          <w:bCs/>
+        </w:rPr>
+        <w:t>Xử lý giá trị khuyết thiếu:</w:t>
+      </w:r>
+      <w:r>
+        <w:rPr>
+          <w:rFonts w:hint="default" w:ascii="sans-serif" w:hAnsi="sans-serif" w:eastAsia="sans-serif" w:cs="sans-serif"/>
+        </w:rPr>
+        <w:t xml:space="preserve"> Phát hiện và loại bỏ </w:t>
+      </w:r>
+      <w:r>
+        <w:rPr>
+          <w:rFonts w:hint="default" w:ascii="sans-serif" w:hAnsi="sans-serif" w:eastAsia="sans-serif" w:cs="sans-serif"/>
+          <w:i/>
+          <w:iCs/>
+        </w:rPr>
+        <w:t>[</w:t>
+      </w:r>
+      <w:r>
+        <w:rPr>
+          <w:rFonts w:hint="default" w:ascii="sans-serif" w:hAnsi="sans-serif" w:eastAsia="sans-serif" w:cs="sans-serif"/>
+          <w:i/>
+          <w:iCs/>
+          <w:lang w:val="vi-VN"/>
+        </w:rPr>
+        <w:t>1455</w:t>
+      </w:r>
+      <w:r>
+        <w:rPr>
+          <w:rFonts w:hint="default" w:ascii="sans-serif" w:hAnsi="sans-serif" w:eastAsia="sans-serif" w:cs="sans-serif"/>
+          <w:i/>
+          <w:iCs/>
+        </w:rPr>
+        <w:t>]</w:t>
+      </w:r>
+      <w:r>
+        <w:rPr>
+          <w:rFonts w:hint="default" w:ascii="sans-serif" w:hAnsi="sans-serif" w:eastAsia="sans-serif" w:cs="sans-serif"/>
+        </w:rPr>
+        <w:t xml:space="preserve"> dòng không chứa thông tin thuộc tính </w:t>
+      </w:r>
+      <w:r>
+        <w:rPr>
+          <w:rStyle w:val="11"/>
+          <w:rFonts w:hint="default" w:ascii="sans-serif" w:hAnsi="sans-serif" w:eastAsia="sans-serif" w:cs="sans-serif"/>
+        </w:rPr>
+        <w:t>Itemname</w:t>
+      </w:r>
+      <w:r>
+        <w:rPr>
+          <w:rFonts w:hint="default" w:ascii="sans-serif" w:hAnsi="sans-serif" w:eastAsia="sans-serif" w:cs="sans-serif"/>
+        </w:rPr>
+        <w:t>.</w:t>
+      </w:r>
+    </w:p>
+    <w:p>
+      <w:pPr>
+        <w:pStyle w:val="13"/>
+        <w:keepNext w:val="0"/>
+        <w:keepLines w:val="0"/>
+        <w:widowControl/>
+        <w:suppressLineNumbers w:val="0"/>
+        <w:spacing w:before="0" w:beforeAutospacing="0" w:line="12" w:lineRule="atLeast"/>
+        <w:ind w:left="720"/>
+        <w:rPr>
+          <w:rFonts w:hint="default" w:ascii="sans-serif" w:hAnsi="sans-serif" w:eastAsia="sans-serif" w:cs="sans-serif"/>
+        </w:rPr>
+      </w:pPr>
+      <w:r>
+        <w:rPr>
+          <w:rFonts w:hint="default" w:ascii="sans-serif" w:hAnsi="sans-serif" w:eastAsia="sans-serif" w:cs="sans-serif"/>
+          <w:b/>
+          <w:bCs/>
+        </w:rPr>
+        <w:t>Loại bỏ dữ liệu nhiễu:</w:t>
+      </w:r>
+      <w:r>
+        <w:rPr>
+          <w:rFonts w:hint="default" w:ascii="sans-serif" w:hAnsi="sans-serif" w:eastAsia="sans-serif" w:cs="sans-serif"/>
+        </w:rPr>
+        <w:t xml:space="preserve"> Tiến hành loại bỏ </w:t>
+      </w:r>
+      <w:r>
+        <w:rPr>
+          <w:rFonts w:hint="default" w:ascii="sans-serif" w:hAnsi="sans-serif" w:eastAsia="sans-serif" w:cs="sans-serif"/>
+          <w:i/>
+          <w:iCs/>
+        </w:rPr>
+        <w:t>[1062]</w:t>
+      </w:r>
+      <w:r>
+        <w:rPr>
+          <w:rFonts w:hint="default" w:ascii="sans-serif" w:hAnsi="sans-serif" w:eastAsia="sans-serif" w:cs="sans-serif"/>
+        </w:rPr>
+        <w:t xml:space="preserve"> dòng ghi nhận số lượng giao dịch hoặc đơn giá nhỏ hơn hoặc bằng 0 (</w:t>
+      </w:r>
+      <m:oMath>
+        <m:r>
+          <m:rPr/>
+          <w:rPr>
+            <w:rFonts w:hint="default" w:ascii="Cambria Math" w:hAnsi="Cambria Math" w:eastAsia="sans-serif"/>
+          </w:rPr>
+          <m:t>≤0</m:t>
+        </m:r>
+      </m:oMath>
+      <w:r>
+        <w:rPr>
+          <w:rFonts w:hint="default" w:ascii="sans-serif" w:hAnsi="sans-serif" w:eastAsia="sans-serif" w:cs="sans-serif"/>
+        </w:rPr>
+        <w:t>), đây là các bản ghi lỗi hoặc hóa đơn bị hủy.</w:t>
+      </w:r>
+    </w:p>
+    <w:p>
+      <w:pPr>
+        <w:pStyle w:val="13"/>
+        <w:keepNext w:val="0"/>
+        <w:keepLines w:val="0"/>
+        <w:widowControl/>
+        <w:suppressLineNumbers w:val="0"/>
+        <w:spacing w:before="0" w:beforeAutospacing="0" w:line="12" w:lineRule="atLeast"/>
+        <w:ind w:left="720"/>
+        <w:rPr>
+          <w:rFonts w:hint="default" w:ascii="sans-serif" w:hAnsi="sans-serif" w:eastAsia="sans-serif" w:cs="sans-serif"/>
+        </w:rPr>
+      </w:pPr>
+      <w:r>
+        <w:rPr>
+          <w:rFonts w:hint="default" w:ascii="sans-serif" w:hAnsi="sans-serif" w:eastAsia="sans-serif" w:cs="sans-serif"/>
+          <w:b/>
+          <w:bCs/>
+        </w:rPr>
+        <w:t>Chuẩn hóa văn bản:</w:t>
+      </w:r>
+      <w:r>
+        <w:rPr>
+          <w:rFonts w:hint="default" w:ascii="sans-serif" w:hAnsi="sans-serif" w:eastAsia="sans-serif" w:cs="sans-serif"/>
+        </w:rPr>
+        <w:t xml:space="preserve"> Tiến hành xóa khoảng trắng dư thừa đầu/cuối chuỗi và đồng nhất định dạng viết hoa toàn bộ ký tự tên sản phẩm để tránh thuật toán nhận diện sai lệch.</w:t>
+      </w:r>
+    </w:p>
+    <w:p>
+      <w:pPr>
+        <w:pStyle w:val="13"/>
+        <w:keepNext w:val="0"/>
+        <w:keepLines w:val="0"/>
+        <w:widowControl/>
+        <w:suppressLineNumbers w:val="0"/>
+        <w:spacing w:before="0" w:beforeAutospacing="0" w:line="12" w:lineRule="atLeast"/>
+        <w:ind w:left="720"/>
+        <w:rPr>
+          <w:rFonts w:hint="default" w:ascii="sans-serif" w:hAnsi="sans-serif" w:eastAsia="sans-serif" w:cs="sans-serif"/>
+        </w:rPr>
+      </w:pPr>
+      <w:r>
+        <w:rPr>
+          <w:rFonts w:hint="default" w:ascii="sans-serif" w:hAnsi="sans-serif" w:eastAsia="sans-serif" w:cs="sans-serif"/>
+          <w:b/>
+          <w:bCs/>
+        </w:rPr>
+        <w:t>Lọc bỏ mã nghiệp vụ:</w:t>
+      </w:r>
+      <w:r>
+        <w:rPr>
+          <w:rFonts w:hint="default" w:ascii="sans-serif" w:hAnsi="sans-serif" w:eastAsia="sans-serif" w:cs="sans-serif"/>
+        </w:rPr>
+        <w:t xml:space="preserve"> Loại bỏ các mã không phải sản phẩm thương mại như </w:t>
+      </w:r>
+      <w:r>
+        <w:rPr>
+          <w:rFonts w:hint="default" w:ascii="sans-serif" w:hAnsi="sans-serif" w:eastAsia="sans-serif" w:cs="sans-serif"/>
+          <w:i/>
+          <w:iCs/>
+        </w:rPr>
+        <w:t>POSTAGE, MANUAL, BANK CHARGES</w:t>
+      </w:r>
+      <w:r>
+        <w:rPr>
+          <w:rFonts w:hint="default" w:ascii="sans-serif" w:hAnsi="sans-serif" w:eastAsia="sans-serif" w:cs="sans-serif"/>
+        </w:rPr>
+        <w:t xml:space="preserve"> (Loại bỏ tổng cộng </w:t>
+      </w:r>
+      <w:r>
+        <w:rPr>
+          <w:rFonts w:hint="default" w:ascii="sans-serif" w:hAnsi="sans-serif" w:eastAsia="sans-serif" w:cs="sans-serif"/>
+          <w:lang w:val="vi-VN"/>
+        </w:rPr>
+        <w:t>[</w:t>
+      </w:r>
+      <w:r>
+        <w:rPr>
+          <w:rFonts w:hint="default" w:ascii="sans-serif" w:hAnsi="sans-serif" w:eastAsia="sans-serif" w:cs="sans-serif"/>
+          <w:i/>
+          <w:iCs/>
+        </w:rPr>
+        <w:t>2102</w:t>
+      </w:r>
+      <w:r>
+        <w:rPr>
+          <w:rFonts w:hint="default" w:ascii="sans-serif" w:hAnsi="sans-serif" w:eastAsia="sans-serif" w:cs="sans-serif"/>
+          <w:i/>
+          <w:iCs/>
+          <w:lang w:val="vi-VN"/>
+        </w:rPr>
+        <w:t>]</w:t>
+      </w:r>
+      <w:r>
+        <w:rPr>
+          <w:rFonts w:hint="default" w:ascii="sans-serif" w:hAnsi="sans-serif" w:eastAsia="sans-serif" w:cs="sans-serif"/>
+        </w:rPr>
+        <w:t>).</w:t>
+      </w:r>
+    </w:p>
+    <w:p>
+      <w:pPr>
+        <w:pStyle w:val="13"/>
+        <w:keepNext w:val="0"/>
+        <w:keepLines w:val="0"/>
+        <w:widowControl/>
+        <w:suppressLineNumbers w:val="0"/>
+        <w:spacing w:before="0" w:beforeAutospacing="0" w:line="12" w:lineRule="atLeast"/>
+        <w:ind w:left="720"/>
+        <w:rPr>
+          <w:rFonts w:hint="default" w:ascii="sans-serif" w:hAnsi="sans-serif" w:eastAsia="sans-serif" w:cs="sans-serif"/>
+        </w:rPr>
+      </w:pPr>
+      <w:r>
+        <w:rPr>
+          <w:rFonts w:hint="default" w:ascii="sans-serif" w:hAnsi="sans-serif" w:eastAsia="sans-serif" w:cs="sans-serif"/>
+          <w:b/>
+          <w:bCs/>
+        </w:rPr>
+        <w:t>Xử lý trùng lặp giỏ hàng:</w:t>
+      </w:r>
+      <w:r>
+        <w:rPr>
+          <w:rFonts w:hint="default" w:ascii="sans-serif" w:hAnsi="sans-serif" w:eastAsia="sans-serif" w:cs="sans-serif"/>
+        </w:rPr>
+        <w:t xml:space="preserve"> Thực hiện gom nhóm dữ liệu theo cặp thuộc tính định danh </w:t>
+      </w:r>
+      <w:r>
+        <w:rPr>
+          <w:rStyle w:val="11"/>
+          <w:rFonts w:hint="default" w:ascii="sans-serif" w:hAnsi="sans-serif" w:eastAsia="sans-serif" w:cs="sans-serif"/>
+        </w:rPr>
+        <w:t>BillNo</w:t>
+      </w:r>
+      <w:r>
+        <w:rPr>
+          <w:rFonts w:hint="default" w:ascii="sans-serif" w:hAnsi="sans-serif" w:eastAsia="sans-serif" w:cs="sans-serif"/>
+        </w:rPr>
+        <w:t xml:space="preserve"> và </w:t>
+      </w:r>
+      <w:r>
+        <w:rPr>
+          <w:rStyle w:val="11"/>
+          <w:rFonts w:hint="default" w:ascii="sans-serif" w:hAnsi="sans-serif" w:eastAsia="sans-serif" w:cs="sans-serif"/>
+        </w:rPr>
+        <w:t>Itemname</w:t>
+      </w:r>
+      <w:r>
+        <w:rPr>
+          <w:rFonts w:hint="default" w:ascii="sans-serif" w:hAnsi="sans-serif" w:eastAsia="sans-serif" w:cs="sans-serif"/>
+        </w:rPr>
+        <w:t>. Các mặt hàng trùng lặp trong cùng một đơn hàng được cộng dồn trường số lượng (</w:t>
+      </w:r>
+      <w:r>
+        <w:rPr>
+          <w:rStyle w:val="11"/>
+          <w:rFonts w:hint="default" w:ascii="sans-serif" w:hAnsi="sans-serif" w:eastAsia="sans-serif" w:cs="sans-serif"/>
+        </w:rPr>
+        <w:t>Quantity</w:t>
+      </w:r>
+      <w:r>
+        <w:rPr>
+          <w:rFonts w:hint="default" w:ascii="sans-serif" w:hAnsi="sans-serif" w:eastAsia="sans-serif" w:cs="sans-serif"/>
+        </w:rPr>
+        <w:t xml:space="preserve">) để đưa dữ liệu về dạng duy nhất, giúp loại bỏ </w:t>
+      </w:r>
+      <w:r>
+        <w:rPr>
+          <w:rFonts w:hint="default" w:ascii="sans-serif" w:hAnsi="sans-serif" w:eastAsia="sans-serif" w:cs="sans-serif"/>
+          <w:i/>
+          <w:iCs/>
+        </w:rPr>
+        <w:t>[Điền số dòng trùng ở Bước 5]</w:t>
+      </w:r>
+      <w:r>
+        <w:rPr>
+          <w:rFonts w:hint="default" w:ascii="sans-serif" w:hAnsi="sans-serif" w:eastAsia="sans-serif" w:cs="sans-serif"/>
+        </w:rPr>
+        <w:t xml:space="preserve"> dòng dữ liệu dư thừa.</w:t>
+      </w:r>
+    </w:p>
+    <w:p>
+      <w:pPr>
+        <w:pStyle w:val="13"/>
+        <w:keepNext w:val="0"/>
+        <w:keepLines w:val="0"/>
+        <w:widowControl/>
+        <w:suppressLineNumbers w:val="0"/>
+        <w:spacing w:before="0" w:beforeAutospacing="0" w:line="12" w:lineRule="atLeast"/>
+        <w:rPr>
+          <w:rFonts w:hint="default" w:ascii="sans-serif" w:hAnsi="sans-serif" w:eastAsia="sans-serif" w:cs="sans-serif"/>
+        </w:rPr>
+      </w:pPr>
+      <w:r>
+        <w:rPr>
+          <w:rFonts w:hint="default" w:ascii="sans-serif" w:hAnsi="sans-serif" w:eastAsia="sans-serif" w:cs="sans-serif"/>
+          <w:b/>
+          <w:bCs/>
+        </w:rPr>
+        <w:t>2.2. Kết quả thống kê trước và sau tiền xử lý:</w:t>
+      </w:r>
+    </w:p>
+    <w:p>
+      <w:pPr>
+        <w:pStyle w:val="13"/>
+        <w:keepNext w:val="0"/>
+        <w:keepLines w:val="0"/>
+        <w:widowControl/>
+        <w:suppressLineNumbers w:val="0"/>
+        <w:spacing w:before="0" w:beforeAutospacing="0" w:line="12" w:lineRule="atLeast"/>
+        <w:ind w:left="720"/>
+        <w:rPr>
+          <w:rFonts w:hint="default" w:ascii="sans-serif" w:hAnsi="sans-serif" w:eastAsia="sans-serif" w:cs="sans-serif"/>
+        </w:rPr>
+      </w:pPr>
+      <w:r>
+        <w:rPr>
+          <w:rFonts w:hint="default" w:ascii="sans-serif" w:hAnsi="sans-serif" w:eastAsia="sans-serif" w:cs="sans-serif"/>
+          <w:b/>
+          <w:bCs/>
+        </w:rPr>
+        <w:t>Số lượng bản ghi thô ban đầu:</w:t>
+      </w:r>
+      <w:r>
+        <w:rPr>
+          <w:rFonts w:hint="default" w:ascii="sans-serif" w:hAnsi="sans-serif" w:eastAsia="sans-serif" w:cs="sans-serif"/>
+        </w:rPr>
+        <w:t xml:space="preserve"> 522064</w:t>
+      </w:r>
+      <w:r>
+        <w:rPr>
+          <w:rFonts w:hint="default" w:ascii="sans-serif" w:hAnsi="sans-serif" w:eastAsia="sans-serif" w:cs="sans-serif"/>
+          <w:lang w:val="vi-VN"/>
+        </w:rPr>
+        <w:t xml:space="preserve"> </w:t>
+      </w:r>
+      <w:r>
+        <w:rPr>
+          <w:rFonts w:hint="default" w:ascii="sans-serif" w:hAnsi="sans-serif" w:eastAsia="sans-serif" w:cs="sans-serif"/>
+        </w:rPr>
+        <w:t>dòng dữ liệu.</w:t>
+      </w:r>
+    </w:p>
+    <w:p>
+      <w:pPr>
+        <w:pStyle w:val="13"/>
+        <w:keepNext w:val="0"/>
+        <w:keepLines w:val="0"/>
+        <w:widowControl/>
+        <w:suppressLineNumbers w:val="0"/>
+        <w:spacing w:before="0" w:beforeAutospacing="0" w:line="12" w:lineRule="atLeast"/>
+        <w:ind w:left="720"/>
+        <w:rPr>
+          <w:rFonts w:hint="default" w:ascii="sans-serif" w:hAnsi="sans-serif" w:eastAsia="sans-serif" w:cs="sans-serif"/>
+        </w:rPr>
+      </w:pPr>
+      <w:r>
+        <w:rPr>
+          <w:rFonts w:hint="default" w:ascii="sans-serif" w:hAnsi="sans-serif" w:eastAsia="sans-serif" w:cs="sans-serif"/>
+          <w:b/>
+          <w:bCs/>
+        </w:rPr>
+        <w:t>Số lượng bản ghi sạch sau tiền xử lý:</w:t>
+      </w:r>
+      <w:r>
+        <w:rPr>
+          <w:rFonts w:hint="default" w:ascii="sans-serif" w:hAnsi="sans-serif" w:eastAsia="sans-serif" w:cs="sans-serif"/>
+          <w:b/>
+          <w:bCs/>
+          <w:lang w:val="vi-VN"/>
+        </w:rPr>
+        <w:t xml:space="preserve"> </w:t>
+      </w:r>
+      <w:r>
+        <w:rPr>
+          <w:rFonts w:hint="default" w:ascii="sans-serif" w:hAnsi="sans-serif" w:eastAsia="sans-serif" w:cs="sans-serif"/>
+        </w:rPr>
+        <w:t>506733 dòng dữ liệu.</w:t>
+      </w:r>
+    </w:p>
+    <w:p>
+      <w:pPr>
+        <w:pStyle w:val="13"/>
+        <w:keepNext w:val="0"/>
+        <w:keepLines w:val="0"/>
+        <w:widowControl/>
+        <w:suppressLineNumbers w:val="0"/>
+        <w:spacing w:before="0" w:beforeAutospacing="0" w:line="12" w:lineRule="atLeast"/>
+        <w:ind w:left="720"/>
+        <w:rPr>
+          <w:rFonts w:hint="default" w:ascii="sans-serif" w:hAnsi="sans-serif" w:eastAsia="sans-serif" w:cs="sans-serif"/>
+        </w:rPr>
+      </w:pPr>
+    </w:p>
+    <w:p>
+      <w:pPr>
+        <w:pStyle w:val="13"/>
+        <w:keepNext w:val="0"/>
+        <w:keepLines w:val="0"/>
+        <w:widowControl/>
+        <w:suppressLineNumbers w:val="0"/>
+        <w:spacing w:before="0" w:beforeAutospacing="0" w:line="12" w:lineRule="atLeast"/>
+        <w:ind w:left="720"/>
+        <w:rPr>
+          <w:rFonts w:hint="default" w:ascii="sans-serif" w:hAnsi="sans-serif" w:eastAsia="sans-serif" w:cs="sans-serif"/>
+        </w:rPr>
+      </w:pPr>
+    </w:p>
+    <w:p>
+      <w:pPr>
+        <w:pStyle w:val="13"/>
+        <w:keepNext w:val="0"/>
+        <w:keepLines w:val="0"/>
+        <w:widowControl/>
+        <w:suppressLineNumbers w:val="0"/>
+        <w:spacing w:before="0" w:beforeAutospacing="0" w:line="12" w:lineRule="atLeast"/>
+        <w:ind w:left="720"/>
+        <w:rPr>
+          <w:rFonts w:hint="default" w:ascii="sans-serif" w:hAnsi="sans-serif" w:eastAsia="sans-serif" w:cs="sans-serif"/>
+        </w:rPr>
+      </w:pPr>
+    </w:p>
+    <w:p>
+      <w:pPr>
+        <w:pStyle w:val="13"/>
+        <w:keepNext w:val="0"/>
+        <w:keepLines w:val="0"/>
+        <w:widowControl/>
+        <w:suppressLineNumbers w:val="0"/>
+        <w:spacing w:before="0" w:beforeAutospacing="0" w:line="12" w:lineRule="atLeast"/>
+        <w:ind w:left="720"/>
+        <w:rPr>
+          <w:rFonts w:hint="default" w:ascii="sans-serif" w:hAnsi="sans-serif" w:eastAsia="sans-serif" w:cs="sans-serif"/>
+        </w:rPr>
+      </w:pPr>
+    </w:p>
+    <w:p>
+      <w:pPr>
+        <w:pStyle w:val="13"/>
+        <w:keepNext w:val="0"/>
+        <w:keepLines w:val="0"/>
+        <w:widowControl/>
+        <w:suppressLineNumbers w:val="0"/>
+        <w:spacing w:before="0" w:beforeAutospacing="0" w:line="12" w:lineRule="atLeast"/>
+        <w:ind w:left="720"/>
+        <w:rPr>
+          <w:rFonts w:hint="default" w:ascii="sans-serif" w:hAnsi="sans-serif" w:eastAsia="sans-serif" w:cs="sans-serif"/>
+        </w:rPr>
+      </w:pPr>
+    </w:p>
+    <w:p>
+      <w:pPr>
+        <w:pStyle w:val="13"/>
+        <w:keepNext w:val="0"/>
+        <w:keepLines w:val="0"/>
+        <w:widowControl/>
+        <w:suppressLineNumbers w:val="0"/>
+        <w:spacing w:before="0" w:beforeAutospacing="0" w:line="12" w:lineRule="atLeast"/>
+        <w:ind w:left="720"/>
+        <w:rPr>
+          <w:rFonts w:hint="default" w:ascii="sans-serif" w:hAnsi="sans-serif" w:eastAsia="sans-serif" w:cs="sans-serif"/>
+        </w:rPr>
+      </w:pPr>
+    </w:p>
+    <w:p>
+      <w:pPr>
+        <w:pStyle w:val="13"/>
+        <w:keepNext w:val="0"/>
+        <w:keepLines w:val="0"/>
+        <w:widowControl/>
+        <w:suppressLineNumbers w:val="0"/>
+        <w:spacing w:before="0" w:beforeAutospacing="0" w:line="12" w:lineRule="atLeast"/>
+        <w:ind w:left="720"/>
+        <w:rPr>
+          <w:rFonts w:hint="default" w:ascii="sans-serif" w:hAnsi="sans-serif" w:eastAsia="sans-serif" w:cs="sans-serif"/>
+        </w:rPr>
+      </w:pPr>
+    </w:p>
+    <w:p>
+      <w:pPr>
+        <w:pStyle w:val="13"/>
+        <w:keepNext w:val="0"/>
+        <w:keepLines w:val="0"/>
+        <w:widowControl/>
+        <w:suppressLineNumbers w:val="0"/>
+        <w:spacing w:before="0" w:beforeAutospacing="0" w:line="12" w:lineRule="atLeast"/>
+        <w:ind w:left="720"/>
+        <w:rPr>
+          <w:rFonts w:hint="default" w:ascii="sans-serif" w:hAnsi="sans-serif" w:eastAsia="sans-serif" w:cs="sans-serif"/>
+        </w:rPr>
+      </w:pPr>
+    </w:p>
+    <w:p>
+      <w:pPr>
+        <w:pStyle w:val="13"/>
+        <w:keepNext w:val="0"/>
+        <w:keepLines w:val="0"/>
+        <w:widowControl/>
+        <w:suppressLineNumbers w:val="0"/>
+        <w:spacing w:before="0" w:beforeAutospacing="0" w:line="12" w:lineRule="atLeast"/>
+        <w:rPr>
+          <w:rFonts w:ascii="sans-serif" w:hAnsi="sans-serif" w:eastAsia="sans-serif" w:cs="sans-serif"/>
+        </w:rPr>
+      </w:pPr>
+      <w:r>
+        <w:rPr>
+          <w:rFonts w:hint="default" w:ascii="sans-serif" w:hAnsi="sans-serif" w:eastAsia="sans-serif" w:cs="sans-serif"/>
+          <w:b/>
+          <w:bCs/>
+        </w:rPr>
+        <w:t>CHƯƠNG 3: MÔ HÌNH VÀ THUẬT TOÁN XỬ LÝ BÀI TOÁN</w:t>
+      </w:r>
+    </w:p>
+    <w:p>
+      <w:pPr>
+        <w:pStyle w:val="13"/>
+        <w:keepNext w:val="0"/>
+        <w:keepLines w:val="0"/>
+        <w:widowControl/>
+        <w:suppressLineNumbers w:val="0"/>
+        <w:spacing w:before="0" w:beforeAutospacing="0" w:line="12" w:lineRule="atLeast"/>
+        <w:rPr>
+          <w:rFonts w:hint="default" w:ascii="sans-serif" w:hAnsi="sans-serif" w:eastAsia="sans-serif" w:cs="sans-serif"/>
+        </w:rPr>
+      </w:pPr>
+      <w:r>
+        <w:rPr>
+          <w:rFonts w:hint="default" w:ascii="sans-serif" w:hAnsi="sans-serif" w:eastAsia="sans-serif" w:cs="sans-serif"/>
+          <w:b/>
+          <w:bCs/>
+        </w:rPr>
+        <w:t>3.1. Lựa chọn thuật toán khai phá:</w:t>
+      </w:r>
+    </w:p>
+    <w:p>
+      <w:pPr>
+        <w:pStyle w:val="13"/>
+        <w:keepNext w:val="0"/>
+        <w:keepLines w:val="0"/>
+        <w:widowControl/>
+        <w:suppressLineNumbers w:val="0"/>
+        <w:spacing w:before="0" w:beforeAutospacing="0" w:line="12" w:lineRule="atLeast"/>
+        <w:rPr>
+          <w:rFonts w:hint="default" w:ascii="sans-serif" w:hAnsi="sans-serif" w:eastAsia="sans-serif" w:cs="sans-serif"/>
+        </w:rPr>
+      </w:pPr>
+      <w:r>
+        <w:rPr>
+          <w:rFonts w:hint="default" w:ascii="sans-serif" w:hAnsi="sans-serif" w:eastAsia="sans-serif" w:cs="sans-serif"/>
+        </w:rPr>
+        <w:t xml:space="preserve">Nhóm nghiên cứu lựa chọn thuật toán </w:t>
+      </w:r>
+      <w:r>
+        <w:rPr>
+          <w:rFonts w:hint="default" w:ascii="sans-serif" w:hAnsi="sans-serif" w:eastAsia="sans-serif" w:cs="sans-serif"/>
+          <w:b/>
+          <w:bCs/>
+        </w:rPr>
+        <w:t>FP-Growth</w:t>
+      </w:r>
+      <w:r>
+        <w:rPr>
+          <w:rFonts w:hint="default" w:ascii="sans-serif" w:hAnsi="sans-serif" w:eastAsia="sans-serif" w:cs="sans-serif"/>
+        </w:rPr>
+        <w:t xml:space="preserve"> thay thế cho thuật toán Apriori truyền thống nhằm xử lý tối ưu tập dữ liệu quy mô lớn hơn 500,000 dòng dữ liệu. Thuật toán FP-Growth nén tập dữ liệu giao dịch vào cấu trúc cây chỉ số cây mẫu phổ biến (FP-Tree), giúp tìm ra các tập phổ biến nhanh chóng mà không cần sinh hệ thống các tập ứng viên khổng lồ, giảm thiểu tối đa số lần quét cơ sở dữ liệu xuống cố định 02 lần.</w:t>
+      </w:r>
+    </w:p>
+    <w:p>
+      <w:pPr>
+        <w:pStyle w:val="13"/>
+        <w:keepNext w:val="0"/>
+        <w:keepLines w:val="0"/>
+        <w:widowControl/>
+        <w:suppressLineNumbers w:val="0"/>
+        <w:spacing w:before="0" w:beforeAutospacing="0" w:line="12" w:lineRule="atLeast"/>
+        <w:rPr>
+          <w:rFonts w:hint="default" w:ascii="sans-serif" w:hAnsi="sans-serif" w:eastAsia="sans-serif" w:cs="sans-serif"/>
+        </w:rPr>
+      </w:pPr>
+      <w:r>
+        <w:rPr>
+          <w:rFonts w:hint="default" w:ascii="sans-serif" w:hAnsi="sans-serif" w:eastAsia="sans-serif" w:cs="sans-serif"/>
+          <w:b/>
+          <w:bCs/>
+        </w:rPr>
+        <w:t>3.2. Cấu hình thực nghiệm và kết quả:</w:t>
+      </w:r>
+    </w:p>
+    <w:p>
+      <w:pPr>
+        <w:pStyle w:val="13"/>
+        <w:keepNext w:val="0"/>
+        <w:keepLines w:val="0"/>
+        <w:widowControl/>
+        <w:suppressLineNumbers w:val="0"/>
+        <w:spacing w:before="0" w:beforeAutospacing="0" w:line="12" w:lineRule="atLeast"/>
+        <w:rPr>
+          <w:rFonts w:hint="default" w:ascii="sans-serif" w:hAnsi="sans-serif" w:eastAsia="sans-serif" w:cs="sans-serif"/>
+        </w:rPr>
+      </w:pPr>
+      <w:r>
+        <w:rPr>
+          <w:rFonts w:hint="default" w:ascii="sans-serif" w:hAnsi="sans-serif" w:eastAsia="sans-serif" w:cs="sans-serif"/>
+        </w:rPr>
+        <w:t>Qua quá trình thử nghiệm đánh giá hiệu năng dải thông số kỹ thuật, nhóm thiết lập các ngưỡng tối ưu như sau:</w:t>
+      </w:r>
+    </w:p>
+    <w:p>
+      <w:pPr>
+        <w:pStyle w:val="13"/>
+        <w:keepNext w:val="0"/>
+        <w:keepLines w:val="0"/>
+        <w:widowControl/>
+        <w:suppressLineNumbers w:val="0"/>
+        <w:spacing w:before="0" w:beforeAutospacing="0" w:line="12" w:lineRule="atLeast"/>
+        <w:ind w:left="720"/>
+        <w:rPr>
+          <w:rFonts w:hint="default" w:hAnsi="sans-serif" w:eastAsia="sans-serif" w:cs="sans-serif"/>
+        </w:rPr>
+      </w:pPr>
+      <w:r>
+        <w:rPr>
+          <w:rFonts w:hint="default" w:ascii="sans-serif" w:hAnsi="sans-serif" w:eastAsia="sans-serif" w:cs="sans-serif"/>
+          <w:b/>
+          <w:bCs/>
+        </w:rPr>
+        <w:t>Ngưỡng độ hỗ trợ tối thiểu (Minimum Support):</w:t>
+      </w:r>
+      <w:r>
+        <w:rPr>
+          <w:rFonts w:hint="default" w:ascii="sans-serif" w:hAnsi="sans-serif" w:eastAsia="sans-serif" w:cs="sans-serif"/>
+        </w:rPr>
+        <w:t xml:space="preserve"> </w:t>
+      </w:r>
+      <m:oMath>
+        <m:r>
+          <m:rPr/>
+          <w:rPr>
+            <w:rFonts w:hint="default" w:ascii="Cambria Math" w:hAnsi="Cambria Math" w:eastAsia="sans-serif"/>
+          </w:rPr>
+          <m:t>min_support=0.015(1.5%)</m:t>
+        </m:r>
+      </m:oMath>
+    </w:p>
+    <w:p>
+      <w:pPr>
+        <w:pStyle w:val="13"/>
+        <w:keepNext w:val="0"/>
+        <w:keepLines w:val="0"/>
+        <w:widowControl/>
+        <w:suppressLineNumbers w:val="0"/>
+        <w:spacing w:before="0" w:beforeAutospacing="0" w:line="12" w:lineRule="atLeast"/>
+        <w:ind w:left="720"/>
+        <m:rPr/>
+        <w:rPr>
+          <w:rFonts w:hint="default" w:hAnsi="Cambria Math" w:eastAsia="sans-serif"/>
+          <w:i w:val="0"/>
+        </w:rPr>
+      </w:pPr>
+      <m:oMath>
+        <m:r>
+          <m:rPr>
+            <m:sty m:val="p"/>
+          </m:rPr>
+          <w:rPr>
+            <w:rFonts w:hint="default" w:ascii="sans-serif" w:hAnsi="sans-serif" w:eastAsia="sans-serif" w:cs="sans-serif"/>
+          </w:rPr>
+          <m:t xml:space="preserve"> </m:t>
+        </m:r>
+      </m:oMath>
+      <w:r>
+        <w:rPr>
+          <w:rFonts w:hint="default" w:ascii="sans-serif" w:hAnsi="sans-serif" w:eastAsia="sans-serif" w:cs="sans-serif"/>
+          <w:b/>
+          <w:bCs/>
+        </w:rPr>
+        <w:t>Ngưỡng độ tin cậy tối thiểu (Minimum Confidence):</w:t>
+      </w:r>
+      <w:r>
+        <w:rPr>
+          <w:rFonts w:hint="default" w:ascii="sans-serif" w:hAnsi="sans-serif" w:eastAsia="sans-serif" w:cs="sans-serif"/>
+        </w:rPr>
+        <w:t xml:space="preserve"> </w:t>
+      </w:r>
+      <m:oMath>
+        <m:r>
+          <m:rPr/>
+          <w:rPr>
+            <w:rFonts w:hint="default" w:ascii="Cambria Math" w:hAnsi="Cambria Math" w:eastAsia="sans-serif"/>
+          </w:rPr>
+          <m:t>min_confidence=0.5(50%.</m:t>
+        </m:r>
+      </m:oMath>
+    </w:p>
+    <w:p>
+      <w:pPr>
+        <w:pStyle w:val="13"/>
+        <w:keepNext w:val="0"/>
+        <w:keepLines w:val="0"/>
+        <w:widowControl/>
+        <w:suppressLineNumbers w:val="0"/>
+        <w:spacing w:before="0" w:beforeAutospacing="0" w:line="12" w:lineRule="atLeast"/>
+        <w:ind w:left="720"/>
+        <w:rPr>
+          <w:rFonts w:hint="default" w:ascii="sans-serif" w:hAnsi="sans-serif" w:eastAsia="sans-serif" w:cs="sans-serif"/>
+        </w:rPr>
+      </w:pPr>
+      <w:r>
+        <w:rPr>
+          <w:rFonts w:hint="default" w:ascii="sans-serif" w:hAnsi="sans-serif" w:eastAsia="sans-serif" w:cs="sans-serif"/>
+          <w:b/>
+          <w:bCs/>
+        </w:rPr>
+        <w:t>Kết quả thực thi:</w:t>
+      </w:r>
+      <w:r>
+        <w:rPr>
+          <w:rFonts w:hint="default" w:ascii="sans-serif" w:hAnsi="sans-serif" w:eastAsia="sans-serif" w:cs="sans-serif"/>
+        </w:rPr>
+        <w:t xml:space="preserve"> Thuật toán hoàn thành khai phá trong thời gian siêu tốc là </w:t>
+      </w:r>
+      <w:r>
+        <w:rPr>
+          <w:rFonts w:hint="default" w:ascii="sans-serif" w:hAnsi="sans-serif" w:eastAsia="sans-serif" w:cs="sans-serif"/>
+          <w:i/>
+          <w:iCs/>
+        </w:rPr>
+        <w:t>2.9134</w:t>
+      </w:r>
+      <w:r>
+        <w:rPr>
+          <w:rFonts w:hint="default" w:ascii="sans-serif" w:hAnsi="sans-serif" w:eastAsia="sans-serif" w:cs="sans-serif"/>
+        </w:rPr>
+        <w:t xml:space="preserve"> giây, tìm ra được tổng cộng</w:t>
+      </w:r>
+      <w:r>
+        <w:rPr>
+          <w:rFonts w:hint="default" w:ascii="sans-serif" w:hAnsi="sans-serif" w:eastAsia="sans-serif" w:cs="sans-serif"/>
+          <w:lang w:val="vi-VN"/>
+        </w:rPr>
+        <w:t xml:space="preserve"> </w:t>
+      </w:r>
+      <w:r>
+        <w:rPr>
+          <w:rFonts w:hint="default" w:ascii="sans-serif" w:hAnsi="sans-serif" w:eastAsia="sans-serif" w:cs="sans-serif"/>
+        </w:rPr>
+        <w:t>186 luật kết hợp đạt chuẩn chất lượng thỏa mãn điều kiện chỉ số tương quan Lift &gt; 1.</w:t>
+      </w:r>
+      <w:bookmarkStart w:id="7" w:name="_GoBack"/>
+      <w:bookmarkEnd w:id="7"/>
+    </w:p>
+    <w:p>
+      <w:pPr>
+        <w:pStyle w:val="13"/>
+        <w:keepNext w:val="0"/>
+        <w:keepLines w:val="0"/>
+        <w:widowControl/>
+        <w:suppressLineNumbers w:val="0"/>
+        <w:spacing w:before="0" w:beforeAutospacing="0" w:line="12" w:lineRule="atLeast"/>
+        <w:rPr>
+          <w:rFonts w:hint="default" w:ascii="sans-serif" w:hAnsi="sans-serif" w:eastAsia="sans-serif" w:cs="sans-serif"/>
+        </w:rPr>
+      </w:pPr>
+      <w:r>
+        <w:rPr>
+          <w:rFonts w:hint="default" w:ascii="sans-serif" w:hAnsi="sans-serif" w:eastAsia="sans-serif" w:cs="sans-serif"/>
+          <w:b/>
+          <w:bCs/>
+        </w:rPr>
+        <w:t>3.3. Đánh giá và trực quan hóa phân bố luật kết hợp:</w:t>
+      </w:r>
+    </w:p>
+    <w:p>
+      <w:pPr>
+        <w:keepNext w:val="0"/>
+        <w:keepLines w:val="0"/>
+        <w:widowControl/>
+        <w:numPr>
+          <w:numId w:val="0"/>
+        </w:numPr>
+        <w:suppressLineNumbers w:val="0"/>
+        <w:spacing w:before="0" w:beforeAutospacing="0" w:after="0" w:afterAutospacing="1" w:line="12" w:lineRule="atLeast"/>
+        <w:rPr>
+          <w:rFonts w:hint="default" w:ascii="sans-serif" w:hAnsi="sans-serif" w:eastAsia="sans-serif" w:cs="sans-serif"/>
+          <w:lang w:val="vi-VN"/>
+        </w:rPr>
+      </w:pPr>
+      <w:r>
+        <w:rPr>
+          <w:rFonts w:hint="default" w:ascii="sans-serif" w:hAnsi="sans-serif" w:eastAsia="sans-serif" w:cs="sans-serif"/>
+          <w:lang w:val="vi-VN"/>
+        </w:rPr>
+        <w:drawing>
+          <wp:inline distT="0" distB="0" distL="114300" distR="114300">
+            <wp:extent cx="5266690" cy="3160395"/>
+            <wp:effectExtent l="0" t="0" r="6350" b="9525"/>
+            <wp:docPr id="27" name="Picture 27" descr="Figure_1"/>
+            <wp:cNvGraphicFramePr>
+              <a:graphicFrameLocks xmlns:a="http://schemas.openxmlformats.org/drawingml/2006/main" noChangeAspect="1"/>
+            </wp:cNvGraphicFramePr>
+            <a:graphic xmlns:a="http://schemas.openxmlformats.org/drawingml/2006/main">
+              <a:graphicData uri="http://schemas.openxmlformats.org/drawingml/2006/picture">
+                <pic:pic xmlns:pic="http://schemas.openxmlformats.org/drawingml/2006/picture">
+                  <pic:nvPicPr>
+                    <pic:cNvPr id="27" name="Picture 27" descr="Figure_1"/>
+                    <pic:cNvPicPr>
+                      <a:picLocks noChangeAspect="1"/>
+                    </pic:cNvPicPr>
+                  </pic:nvPicPr>
+                  <pic:blipFill>
+                    <a:blip r:embed="rId15"/>
+                    <a:stretch>
+                      <a:fillRect/>
+                    </a:stretch>
+                  </pic:blipFill>
+                  <pic:spPr>
+                    <a:xfrm>
+                      <a:off x="0" y="0"/>
+                      <a:ext cx="5266690" cy="3160395"/>
+                    </a:xfrm>
+                    <a:prstGeom prst="rect">
+                      <a:avLst/>
+                    </a:prstGeom>
+                  </pic:spPr>
+                </pic:pic>
+              </a:graphicData>
+            </a:graphic>
+          </wp:inline>
+        </w:drawing>
+      </w:r>
+    </w:p>
+    <w:p>
+      <w:pPr>
+        <w:pStyle w:val="13"/>
+        <w:keepNext w:val="0"/>
+        <w:keepLines w:val="0"/>
+        <w:widowControl/>
+        <w:suppressLineNumbers w:val="0"/>
+        <w:spacing w:before="0" w:beforeAutospacing="0" w:line="12" w:lineRule="atLeast"/>
+        <w:ind w:left="720"/>
+        <w:rPr>
+          <w:rFonts w:hint="default"/>
+        </w:rPr>
+      </w:pPr>
+      <w:r>
+        <w:rPr>
+          <w:rFonts w:hint="default" w:ascii="sans-serif" w:hAnsi="sans-serif" w:eastAsia="sans-serif" w:cs="sans-serif"/>
+          <w:i/>
+          <w:iCs/>
+        </w:rPr>
+        <w:t>Phân tích đồ thị:</w:t>
+      </w:r>
+      <w:r>
+        <w:rPr>
+          <w:rFonts w:hint="default" w:ascii="sans-serif" w:hAnsi="sans-serif" w:eastAsia="sans-serif" w:cs="sans-serif"/>
+        </w:rPr>
+        <w:t xml:space="preserve"> Trục hoành biểu diễn độ hỗ trợ (Support), trục tung biểu diễn độ tin cậy (Confidence), các điểm sáng màu đậm thể hiện giá trị đo chỉ số Lift tăng trưởng mạnh. Đồ thị chứng minh các luật kết hợp tập trung phân bố ở vùng có độ tin cậy rất cao từ 50% đến hơn 80%, là nguồn tri thức nền tảng vững chắc phục vụ tính năng gợi ý sản phẩm mua kèm trong thực tế ứng dụng thương mại.</w:t>
+      </w:r>
     </w:p>
     <w:p>
       <w:pPr>
@@ -6753,7 +8039,7 @@
                     </pic:cNvPicPr>
                   </pic:nvPicPr>
                   <pic:blipFill>
-                    <a:blip r:embed="rId14"/>
+                    <a:blip r:embed="rId16"/>
                     <a:stretch>
                       <a:fillRect/>
                     </a:stretch>
@@ -6858,7 +8144,7 @@
                     </pic:cNvPicPr>
                   </pic:nvPicPr>
                   <pic:blipFill>
-                    <a:blip r:embed="rId15"/>
+                    <a:blip r:embed="rId17"/>
                     <a:stretch>
                       <a:fillRect/>
                     </a:stretch>
@@ -6982,7 +8268,7 @@
                     </pic:cNvPicPr>
                   </pic:nvPicPr>
                   <pic:blipFill>
-                    <a:blip r:embed="rId16"/>
+                    <a:blip r:embed="rId18"/>
                     <a:stretch>
                       <a:fillRect/>
                     </a:stretch>
@@ -7112,7 +8398,7 @@
                     </pic:cNvPicPr>
                   </pic:nvPicPr>
                   <pic:blipFill>
-                    <a:blip r:embed="rId17"/>
+                    <a:blip r:embed="rId19"/>
                     <a:stretch>
                       <a:fillRect/>
                     </a:stretch>
@@ -8446,7 +9732,7 @@
                     </pic:cNvPicPr>
                   </pic:nvPicPr>
                   <pic:blipFill>
-                    <a:blip r:embed="rId18"/>
+                    <a:blip r:embed="rId20"/>
                     <a:stretch>
                       <a:fillRect/>
                     </a:stretch>
@@ -8516,7 +9802,7 @@
                     </pic:cNvPicPr>
                   </pic:nvPicPr>
                   <pic:blipFill>
-                    <a:blip r:embed="rId19"/>
+                    <a:blip r:embed="rId21"/>
                     <a:stretch>
                       <a:fillRect/>
                     </a:stretch>
@@ -8676,7 +9962,7 @@
                     </pic:cNvPicPr>
                   </pic:nvPicPr>
                   <pic:blipFill>
-                    <a:blip r:embed="rId20"/>
+                    <a:blip r:embed="rId22"/>
                     <a:stretch>
                       <a:fillRect/>
                     </a:stretch>
@@ -8794,7 +10080,7 @@
                   <a:graphicData uri="http://schemas.microsoft.com/office/word/2010/wordprocessingInk">
                     <mc:AlternateContent xmlns:a14="http://schemas.microsoft.com/office/drawing/2010/main">
                       <mc:Choice Requires="a14">
-                        <w14:contentPart bwMode="clr" r:id="rId21">
+                        <w14:contentPart bwMode="clr" r:id="rId23">
                           <w14:nvContentPartPr>
                             <w14:cNvPr id="15" name="Ink 15"/>
                             <w14:cNvContentPartPr/>
@@ -8813,8 +10099,8 @@
           </mc:Choice>
           <mc:Fallback>
             <w:pict>
-              <v:shape id="_x0000_s1026" o:spid="_x0000_s1026" o:spt="75" style="position:absolute;left:0pt;margin-left:57.3pt;margin-top:2.95pt;height:15.05pt;width:343.9pt;z-index:251663360;mso-width-relative:page;mso-height-relative:page;" coordsize="21600,21600" o:gfxdata="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">
-                <v:imagedata r:id="rId22" o:title=""/>
+              <v:shape id="_x0000_s1026" o:spid="_x0000_s1026" o:spt="75" style="position:absolute;left:0pt;margin-left:57.3pt;margin-top:2.95pt;height:15.05pt;width:343.9pt;z-index:251663360;mso-width-relative:page;mso-height-relative:page;" coordsize="21600,21600" o:gfxdata="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">
+                <v:imagedata r:id="rId24" o:title=""/>
                 <o:lock v:ext="edit"/>
               </v:shape>
             </w:pict>
@@ -8846,7 +10132,7 @@
                     </pic:cNvPicPr>
                   </pic:nvPicPr>
                   <pic:blipFill>
-                    <a:blip r:embed="rId23"/>
+                    <a:blip r:embed="rId25"/>
                     <a:stretch>
                       <a:fillRect/>
                     </a:stretch>
@@ -9931,7 +11217,7 @@
                   <a:graphicData uri="http://schemas.microsoft.com/office/word/2010/wordprocessingInk">
                     <mc:AlternateContent xmlns:a14="http://schemas.microsoft.com/office/drawing/2010/main">
                       <mc:Choice Requires="a14">
-                        <w14:contentPart bwMode="clr" r:id="rId24">
+                        <w14:contentPart bwMode="clr" r:id="rId26">
                           <w14:nvContentPartPr>
                             <w14:cNvPr id="18" name="Ink 18"/>
                             <w14:cNvContentPartPr/>
@@ -9950,8 +11236,8 @@
           </mc:Choice>
           <mc:Fallback>
             <w:pict>
-              <v:shape id="_x0000_s1026" o:spid="_x0000_s1026" o:spt="75" style="position:absolute;left:0pt;margin-left:267.5pt;margin-top:130pt;height:1.9pt;width:109.85pt;z-index:251669504;mso-width-relative:page;mso-height-relative:page;" coordsize="21600,21600" o:gfxdata="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">
-                <v:imagedata r:id="rId25" o:title=""/>
+              <v:shape id="_x0000_s1026" o:spid="_x0000_s1026" o:spt="75" style="position:absolute;left:0pt;margin-left:267.5pt;margin-top:130pt;height:1.9pt;width:109.85pt;z-index:251669504;mso-width-relative:page;mso-height-relative:page;" coordsize="21600,21600" o:gfxdata="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">
+                <v:imagedata r:id="rId27" o:title=""/>
                 <o:lock v:ext="edit"/>
               </v:shape>
             </w:pict>
@@ -9984,7 +11270,7 @@
                   <a:graphicData uri="http://schemas.microsoft.com/office/word/2010/wordprocessingInk">
                     <mc:AlternateContent xmlns:a14="http://schemas.microsoft.com/office/drawing/2010/main">
                       <mc:Choice Requires="a14">
-                        <w14:contentPart bwMode="clr" r:id="rId26">
+                        <w14:contentPart bwMode="clr" r:id="rId28">
                           <w14:nvContentPartPr>
                             <w14:cNvPr id="17" name="Ink 17"/>
                             <w14:cNvContentPartPr/>
@@ -10003,8 +11289,8 @@
           </mc:Choice>
           <mc:Fallback>
             <w:pict>
-              <v:shape id="_x0000_s1026" o:spid="_x0000_s1026" o:spt="75" style="position:absolute;left:0pt;margin-left:377.4pt;margin-top:30.5pt;height:100.25pt;width:1.3pt;z-index:251668480;mso-width-relative:page;mso-height-relative:page;" coordsize="21600,21600" o:gfxdata="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">
-                <v:imagedata r:id="rId27" o:title=""/>
+              <v:shape id="_x0000_s1026" o:spid="_x0000_s1026" o:spt="75" style="position:absolute;left:0pt;margin-left:377.4pt;margin-top:30.5pt;height:100.25pt;width:1.3pt;z-index:251668480;mso-width-relative:page;mso-height-relative:page;" coordsize="21600,21600" o:gfxdata="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">
+                <v:imagedata r:id="rId29" o:title=""/>
                 <o:lock v:ext="edit"/>
               </v:shape>
             </w:pict>
@@ -10037,7 +11323,7 @@
                   <a:graphicData uri="http://schemas.microsoft.com/office/word/2010/wordprocessingInk">
                     <mc:AlternateContent xmlns:a14="http://schemas.microsoft.com/office/drawing/2010/main">
                       <mc:Choice Requires="a14">
-                        <w14:contentPart bwMode="clr" r:id="rId28">
+                        <w14:contentPart bwMode="clr" r:id="rId30">
                           <w14:nvContentPartPr>
                             <w14:cNvPr id="19" name="Ink 19"/>
                             <w14:cNvContentPartPr/>
@@ -10056,8 +11342,8 @@
           </mc:Choice>
           <mc:Fallback>
             <w:pict>
-              <v:shape id="_x0000_s1026" o:spid="_x0000_s1026" o:spt="75" style="position:absolute;left:0pt;margin-left:265.95pt;margin-top:9.65pt;height:120.7pt;width:2.55pt;z-index:251667456;mso-width-relative:page;mso-height-relative:page;" coordsize="21600,21600" o:gfxdata="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">
-                <v:imagedata r:id="rId29" o:title=""/>
+              <v:shape id="_x0000_s1026" o:spid="_x0000_s1026" o:spt="75" style="position:absolute;left:0pt;margin-left:265.95pt;margin-top:9.65pt;height:120.7pt;width:2.55pt;z-index:251667456;mso-width-relative:page;mso-height-relative:page;" coordsize="21600,21600" o:gfxdata="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">
+                <v:imagedata r:id="rId31" o:title=""/>
                 <o:lock v:ext="edit"/>
               </v:shape>
             </w:pict>
@@ -10090,7 +11376,7 @@
                   <a:graphicData uri="http://schemas.microsoft.com/office/word/2010/wordprocessingInk">
                     <mc:AlternateContent xmlns:a14="http://schemas.microsoft.com/office/drawing/2010/main">
                       <mc:Choice Requires="a14">
-                        <w14:contentPart bwMode="clr" r:id="rId30">
+                        <w14:contentPart bwMode="clr" r:id="rId32">
                           <w14:nvContentPartPr>
                             <w14:cNvPr id="20" name="Ink 20"/>
                             <w14:cNvContentPartPr/>
@@ -10109,8 +11395,8 @@
           </mc:Choice>
           <mc:Fallback>
             <w:pict>
-              <v:shape id="_x0000_s1026" o:spid="_x0000_s1026" o:spt="75" style="position:absolute;left:0pt;margin-left:355.6pt;margin-top:0.2pt;height:29.85pt;width:23.1pt;z-index:251666432;mso-width-relative:page;mso-height-relative:page;" coordsize="21600,21600" o:gfxdata="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">
-                <v:imagedata r:id="rId31" o:title=""/>
+              <v:shape id="_x0000_s1026" o:spid="_x0000_s1026" o:spt="75" style="position:absolute;left:0pt;margin-left:355.6pt;margin-top:0.2pt;height:29.85pt;width:23.1pt;z-index:251666432;mso-width-relative:page;mso-height-relative:page;" coordsize="21600,21600" o:gfxdata="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">
+                <v:imagedata r:id="rId33" o:title=""/>
                 <o:lock v:ext="edit"/>
               </v:shape>
             </w:pict>
@@ -10143,7 +11429,7 @@
                   <a:graphicData uri="http://schemas.microsoft.com/office/word/2010/wordprocessingInk">
                     <mc:AlternateContent xmlns:a14="http://schemas.microsoft.com/office/drawing/2010/main">
                       <mc:Choice Requires="a14">
-                        <w14:contentPart bwMode="clr" r:id="rId32">
+                        <w14:contentPart bwMode="clr" r:id="rId34">
                           <w14:nvContentPartPr>
                             <w14:cNvPr id="21" name="Ink 21"/>
                             <w14:cNvContentPartPr/>
@@ -10162,8 +11448,8 @@
           </mc:Choice>
           <mc:Fallback>
             <w:pict>
-              <v:shape id="_x0000_s1026" o:spid="_x0000_s1026" o:spt="75" style="position:absolute;left:0pt;margin-left:266.9pt;margin-top:1.45pt;height:7.85pt;width:1.2pt;z-index:251665408;mso-width-relative:page;mso-height-relative:page;" coordsize="21600,21600" o:gfxdata="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">
-                <v:imagedata r:id="rId33" o:title=""/>
+              <v:shape id="_x0000_s1026" o:spid="_x0000_s1026" o:spt="75" style="position:absolute;left:0pt;margin-left:266.9pt;margin-top:1.45pt;height:7.85pt;width:1.2pt;z-index:251665408;mso-width-relative:page;mso-height-relative:page;" coordsize="21600,21600" o:gfxdata="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">
+                <v:imagedata r:id="rId35" o:title=""/>
                 <o:lock v:ext="edit"/>
               </v:shape>
             </w:pict>
@@ -10196,7 +11482,7 @@
                   <a:graphicData uri="http://schemas.microsoft.com/office/word/2010/wordprocessingInk">
                     <mc:AlternateContent xmlns:a14="http://schemas.microsoft.com/office/drawing/2010/main">
                       <mc:Choice Requires="a14">
-                        <w14:contentPart bwMode="clr" r:id="rId34">
+                        <w14:contentPart bwMode="clr" r:id="rId36">
                           <w14:nvContentPartPr>
                             <w14:cNvPr id="22" name="Ink 22"/>
                             <w14:cNvContentPartPr/>
@@ -10215,8 +11501,8 @@
           </mc:Choice>
           <mc:Fallback>
             <w:pict>
-              <v:shape id="_x0000_s1026" o:spid="_x0000_s1026" o:spt="75" style="position:absolute;left:0pt;margin-left:268.75pt;margin-top:0.2pt;height:1.3pt;width:88.85pt;z-index:251664384;mso-width-relative:page;mso-height-relative:page;" coordsize="21600,21600" o:gfxdata="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">
-                <v:imagedata r:id="rId35" o:title=""/>
+              <v:shape id="_x0000_s1026" o:spid="_x0000_s1026" o:spt="75" style="position:absolute;left:0pt;margin-left:268.75pt;margin-top:0.2pt;height:1.3pt;width:88.85pt;z-index:251664384;mso-width-relative:page;mso-height-relative:page;" coordsize="21600,21600" o:gfxdata="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">
+                <v:imagedata r:id="rId37" o:title=""/>
                 <o:lock v:ext="edit"/>
               </v:shape>
             </w:pict>
@@ -10247,7 +11533,7 @@
                     </pic:cNvPicPr>
                   </pic:nvPicPr>
                   <pic:blipFill>
-                    <a:blip r:embed="rId36"/>
+                    <a:blip r:embed="rId38"/>
                     <a:stretch>
                       <a:fillRect/>
                     </a:stretch>
@@ -10424,7 +11710,7 @@
                     </pic:cNvPicPr>
                   </pic:nvPicPr>
                   <pic:blipFill>
-                    <a:blip r:embed="rId37"/>
+                    <a:blip r:embed="rId39"/>
                     <a:stretch>
                       <a:fillRect/>
                     </a:stretch>
@@ -10490,7 +11776,7 @@
                     </pic:cNvPicPr>
                   </pic:nvPicPr>
                   <pic:blipFill>
-                    <a:blip r:embed="rId38"/>
+                    <a:blip r:embed="rId40"/>
                     <a:stretch>
                       <a:fillRect/>
                     </a:stretch>
@@ -11022,22 +12308,6 @@
                       <a:ln w="6350">
                         <a:noFill/>
                       </a:ln>
-                      <a:extLst>
-                        <a:ext uri="{909E8E84-426E-40DD-AFC4-6F175D3DCCD1}">
-                          <a14:hiddenFill xmlns:a14="http://schemas.microsoft.com/office/drawing/2010/main">
-                            <a:solidFill>
-                              <a:schemeClr val="lt1"/>
-                            </a:solidFill>
-                          </a14:hiddenFill>
-                        </a:ext>
-                        <a:ext uri="{91240B29-F687-4F45-9708-019B960494DF}">
-                          <a14:hiddenLine xmlns:a14="http://schemas.microsoft.com/office/drawing/2010/main" w="6350">
-                            <a:solidFill>
-                              <a:prstClr val="black"/>
-                            </a:solidFill>
-                          </a14:hiddenLine>
-                        </a:ext>
-                      </a:extLst>
                     </wps:spPr>
                     <wps:style>
                       <a:lnRef idx="0">
@@ -11088,7 +12358,7 @@
         </mc:Choice>
         <mc:Fallback>
           <w:pict>
-            <v:shape id="_x0000_s1026" o:spid="_x0000_s1026" o:spt="202" type="#_x0000_t202" style="position:absolute;left:0pt;margin-top:0pt;height:144pt;width:144pt;mso-position-horizontal:center;mso-position-horizontal-relative:margin;mso-wrap-style:none;z-index:251671552;mso-width-relative:page;mso-height-relative:page;" filled="f" stroked="f" coordsize="21600,21600" o:gfxdata="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">
+            <v:shape id="_x0000_s1026" o:spid="_x0000_s1026" o:spt="202" type="#_x0000_t202" style="position:absolute;left:0pt;margin-top:0pt;height:144pt;width:144pt;mso-position-horizontal:center;mso-position-horizontal-relative:margin;mso-wrap-style:none;z-index:251671552;mso-width-relative:page;mso-height-relative:page;" filled="f" stroked="f" coordsize="21600,21600" o:gfxdata="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">
               <v:fill on="f" focussize="0,0"/>
               <v:stroke on="f" weight="0.5pt"/>
               <v:imagedata o:title=""/>
@@ -11179,22 +12449,6 @@
                       <a:ln w="6350">
                         <a:noFill/>
                       </a:ln>
-                      <a:extLst>
-                        <a:ext uri="{909E8E84-426E-40DD-AFC4-6F175D3DCCD1}">
-                          <a14:hiddenFill xmlns:a14="http://schemas.microsoft.com/office/drawing/2010/main">
-                            <a:solidFill>
-                              <a:schemeClr val="lt1"/>
-                            </a:solidFill>
-                          </a14:hiddenFill>
-                        </a:ext>
-                        <a:ext uri="{91240B29-F687-4F45-9708-019B960494DF}">
-                          <a14:hiddenLine xmlns:a14="http://schemas.microsoft.com/office/drawing/2010/main" w="6350">
-                            <a:solidFill>
-                              <a:prstClr val="black"/>
-                            </a:solidFill>
-                          </a14:hiddenLine>
-                        </a:ext>
-                      </a:extLst>
                     </wps:spPr>
                     <wps:style>
                       <a:lnRef idx="0">
@@ -11245,7 +12499,7 @@
         </mc:Choice>
         <mc:Fallback>
           <w:pict>
-            <v:shape id="_x0000_s1026" o:spid="_x0000_s1026" o:spt="202" type="#_x0000_t202" style="position:absolute;left:0pt;margin-top:0pt;height:144pt;width:144pt;mso-position-horizontal:center;mso-position-horizontal-relative:margin;mso-wrap-style:none;z-index:251670528;mso-width-relative:page;mso-height-relative:page;" filled="f" stroked="f" coordsize="21600,21600" o:gfxdata="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">
+            <v:shape id="_x0000_s1026" o:spid="_x0000_s1026" o:spt="202" type="#_x0000_t202" style="position:absolute;left:0pt;margin-top:0pt;height:144pt;width:144pt;mso-position-horizontal:center;mso-position-horizontal-relative:margin;mso-wrap-style:none;z-index:251670528;mso-width-relative:page;mso-height-relative:page;" filled="f" stroked="f" coordsize="21600,21600" o:gfxdata="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">
               <v:fill on="f" focussize="0,0"/>
               <v:stroke on="f" weight="0.5pt"/>
               <v:imagedata o:title=""/>
@@ -11371,22 +12625,6 @@
                       <a:ln w="6350">
                         <a:noFill/>
                       </a:ln>
-                      <a:extLst>
-                        <a:ext uri="{909E8E84-426E-40DD-AFC4-6F175D3DCCD1}">
-                          <a14:hiddenFill xmlns:a14="http://schemas.microsoft.com/office/drawing/2010/main">
-                            <a:solidFill>
-                              <a:schemeClr val="lt1"/>
-                            </a:solidFill>
-                          </a14:hiddenFill>
-                        </a:ext>
-                        <a:ext uri="{91240B29-F687-4F45-9708-019B960494DF}">
-                          <a14:hiddenLine xmlns:a14="http://schemas.microsoft.com/office/drawing/2010/main" w="6350">
-                            <a:solidFill>
-                              <a:prstClr val="black"/>
-                            </a:solidFill>
-                          </a14:hiddenLine>
-                        </a:ext>
-                      </a:extLst>
                     </wps:spPr>
                     <wps:style>
                       <a:lnRef idx="0">
@@ -11437,7 +12675,7 @@
         </mc:Choice>
         <mc:Fallback>
           <w:pict>
-            <v:shape id="_x0000_s1026" o:spid="_x0000_s1026" o:spt="202" type="#_x0000_t202" style="position:absolute;left:0pt;margin-top:0pt;height:144pt;width:144pt;mso-position-horizontal:center;mso-position-horizontal-relative:margin;mso-wrap-style:none;z-index:251673600;mso-width-relative:page;mso-height-relative:page;" filled="f" stroked="f" coordsize="21600,21600" o:gfxdata="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">
+            <v:shape id="_x0000_s1026" o:spid="_x0000_s1026" o:spt="202" type="#_x0000_t202" style="position:absolute;left:0pt;margin-top:0pt;height:144pt;width:144pt;mso-position-horizontal:center;mso-position-horizontal-relative:margin;mso-wrap-style:none;z-index:251673600;mso-width-relative:page;mso-height-relative:page;" filled="f" stroked="f" coordsize="21600,21600" o:gfxdata="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">
               <v:fill on="f" focussize="0,0"/>
               <v:stroke on="f" weight="0.5pt"/>
               <v:imagedata o:title=""/>
@@ -11876,7 +13114,7 @@
     <w:lsdException w:uiPriority="99" w:name="Normal Indent"/>
     <w:lsdException w:uiPriority="99" w:name="footnote text"/>
     <w:lsdException w:uiPriority="99" w:name="annotation text"/>
-    <w:lsdException w:uiPriority="99" w:semiHidden="0" w:name="header"/>
+    <w:lsdException w:qFormat="1" w:uiPriority="99" w:semiHidden="0" w:name="header"/>
     <w:lsdException w:qFormat="1" w:uiPriority="99" w:semiHidden="0" w:name="footer"/>
     <w:lsdException w:uiPriority="99" w:name="index heading"/>
     <w:lsdException w:qFormat="1" w:uiPriority="35" w:name="caption"/>
@@ -11930,14 +13168,14 @@
     <w:lsdException w:uiPriority="99" w:name="Body Text Indent 2"/>
     <w:lsdException w:uiPriority="99" w:name="Body Text Indent 3"/>
     <w:lsdException w:uiPriority="99" w:name="Block Text"/>
-    <w:lsdException w:uiPriority="99" w:semiHidden="0" w:name="Hyperlink"/>
+    <w:lsdException w:qFormat="1" w:uiPriority="99" w:semiHidden="0" w:name="Hyperlink"/>
     <w:lsdException w:uiPriority="99" w:name="FollowedHyperlink"/>
     <w:lsdException w:qFormat="1" w:unhideWhenUsed="0" w:uiPriority="22" w:semiHidden="0" w:name="Strong"/>
     <w:lsdException w:qFormat="1" w:unhideWhenUsed="0" w:uiPriority="20" w:semiHidden="0" w:name="Emphasis"/>
     <w:lsdException w:uiPriority="99" w:name="Document Map"/>
     <w:lsdException w:uiPriority="99" w:name="Plain Text"/>
     <w:lsdException w:uiPriority="99" w:name="E-mail Signature"/>
-    <w:lsdException w:uiPriority="99" w:semiHidden="0" w:name="Normal (Web)"/>
+    <w:lsdException w:qFormat="1" w:uiPriority="99" w:semiHidden="0" w:name="Normal (Web)"/>
     <w:lsdException w:uiPriority="99" w:name="HTML Acronym"/>
     <w:lsdException w:uiPriority="99" w:name="HTML Address"/>
     <w:lsdException w:uiPriority="99" w:name="HTML Cite"/>
@@ -11993,10 +13231,10 @@
     <w:lsdException w:uiPriority="99" w:name="Table Web 2"/>
     <w:lsdException w:uiPriority="99" w:name="Table Web 3"/>
     <w:lsdException w:uiPriority="99" w:name="Balloon Text"/>
-    <w:lsdException w:unhideWhenUsed="0" w:uiPriority="39" w:semiHidden="0" w:name="Table Grid"/>
+    <w:lsdException w:qFormat="1" w:unhideWhenUsed="0" w:uiPriority="39" w:semiHidden="0" w:name="Table Grid"/>
     <w:lsdException w:uiPriority="99" w:name="Table Theme"/>
     <w:lsdException w:unhideWhenUsed="0" w:uiPriority="60" w:semiHidden="0" w:name="Light Shading"/>
-    <w:lsdException w:unhideWhenUsed="0" w:uiPriority="61" w:semiHidden="0" w:name="Light List"/>
+    <w:lsdException w:qFormat="1" w:unhideWhenUsed="0" w:uiPriority="61" w:semiHidden="0" w:name="Light List"/>
     <w:lsdException w:unhideWhenUsed="0" w:uiPriority="62" w:semiHidden="0" w:name="Light Grid"/>
     <w:lsdException w:unhideWhenUsed="0" w:uiPriority="63" w:semiHidden="0" w:name="Medium Shading 1"/>
     <w:lsdException w:unhideWhenUsed="0" w:uiPriority="64" w:semiHidden="0" w:name="Medium Shading 2"/>
@@ -12010,8 +13248,8 @@
     <w:lsdException w:unhideWhenUsed="0" w:uiPriority="72" w:semiHidden="0" w:name="Colorful List"/>
     <w:lsdException w:unhideWhenUsed="0" w:uiPriority="73" w:semiHidden="0" w:name="Colorful Grid"/>
     <w:lsdException w:unhideWhenUsed="0" w:uiPriority="60" w:semiHidden="0" w:name="Light Shading Accent 1"/>
-    <w:lsdException w:unhideWhenUsed="0" w:uiPriority="61" w:semiHidden="0" w:name="Light List Accent 1"/>
-    <w:lsdException w:unhideWhenUsed="0" w:uiPriority="62" w:semiHidden="0" w:name="Light Grid Accent 1"/>
+    <w:lsdException w:qFormat="1" w:unhideWhenUsed="0" w:uiPriority="61" w:semiHidden="0" w:name="Light List Accent 1"/>
+    <w:lsdException w:qFormat="1" w:unhideWhenUsed="0" w:uiPriority="62" w:semiHidden="0" w:name="Light Grid Accent 1"/>
     <w:lsdException w:unhideWhenUsed="0" w:uiPriority="63" w:semiHidden="0" w:name="Medium Shading 1 Accent 1"/>
     <w:lsdException w:unhideWhenUsed="0" w:uiPriority="64" w:semiHidden="0" w:name="Medium Shading 2 Accent 1"/>
     <w:lsdException w:unhideWhenUsed="0" w:uiPriority="65" w:semiHidden="0" w:name="Medium List 1 Accent 1"/>
@@ -12020,13 +13258,13 @@
     <w:lsdException w:unhideWhenUsed="0" w:uiPriority="67" w:semiHidden="0" w:name="Medium Grid 1 Accent 1"/>
     <w:lsdException w:unhideWhenUsed="0" w:uiPriority="68" w:semiHidden="0" w:name="Medium Grid 2 Accent 1"/>
     <w:lsdException w:unhideWhenUsed="0" w:uiPriority="69" w:semiHidden="0" w:name="Medium Grid 3 Accent 1"/>
-    <w:lsdException w:qFormat="1" w:unhideWhenUsed="0" w:uiPriority="70" w:semiHidden="0" w:name="Dark List Accent 1"/>
+    <w:lsdException w:unhideWhenUsed="0" w:uiPriority="70" w:semiHidden="0" w:name="Dark List Accent 1"/>
     <w:lsdException w:unhideWhenUsed="0" w:uiPriority="71" w:semiHidden="0" w:name="Colorful Shading Accent 1"/>
     <w:lsdException w:unhideWhenUsed="0" w:uiPriority="72" w:semiHidden="0" w:name="Colorful List Accent 1"/>
     <w:lsdException w:unhideWhenUsed="0" w:uiPriority="73" w:semiHidden="0" w:name="Colorful Grid Accent 1"/>
-    <w:lsdException w:unhideWhenUsed="0" w:uiPriority="60" w:semiHidden="0" w:name="Light Shading Accent 2"/>
-    <w:lsdException w:unhideWhenUsed="0" w:uiPriority="61" w:semiHidden="0" w:name="Light List Accent 2"/>
-    <w:lsdException w:unhideWhenUsed="0" w:uiPriority="62" w:semiHidden="0" w:name="Light Grid Accent 2"/>
+    <w:lsdException w:qFormat="1" w:unhideWhenUsed="0" w:uiPriority="60" w:semiHidden="0" w:name="Light Shading Accent 2"/>
+    <w:lsdException w:qFormat="1" w:unhideWhenUsed="0" w:uiPriority="61" w:semiHidden="0" w:name="Light List Accent 2"/>
+    <w:lsdException w:qFormat="1" w:unhideWhenUsed="0" w:uiPriority="62" w:semiHidden="0" w:name="Light Grid Accent 2"/>
     <w:lsdException w:unhideWhenUsed="0" w:uiPriority="63" w:semiHidden="0" w:name="Medium Shading 1 Accent 2"/>
     <w:lsdException w:unhideWhenUsed="0" w:uiPriority="64" w:semiHidden="0" w:name="Medium Shading 2 Accent 2"/>
     <w:lsdException w:unhideWhenUsed="0" w:uiPriority="65" w:semiHidden="0" w:name="Medium List 1 Accent 2"/>
@@ -12039,7 +13277,7 @@
     <w:lsdException w:unhideWhenUsed="0" w:uiPriority="72" w:semiHidden="0" w:name="Colorful List Accent 2"/>
     <w:lsdException w:unhideWhenUsed="0" w:uiPriority="73" w:semiHidden="0" w:name="Colorful Grid Accent 2"/>
     <w:lsdException w:unhideWhenUsed="0" w:uiPriority="60" w:semiHidden="0" w:name="Light Shading Accent 3"/>
-    <w:lsdException w:unhideWhenUsed="0" w:uiPriority="61" w:semiHidden="0" w:name="Light List Accent 3"/>
+    <w:lsdException w:qFormat="1" w:unhideWhenUsed="0" w:uiPriority="61" w:semiHidden="0" w:name="Light List Accent 3"/>
     <w:lsdException w:unhideWhenUsed="0" w:uiPriority="62" w:semiHidden="0" w:name="Light Grid Accent 3"/>
     <w:lsdException w:unhideWhenUsed="0" w:uiPriority="63" w:semiHidden="0" w:name="Medium Shading 1 Accent 3"/>
     <w:lsdException w:unhideWhenUsed="0" w:uiPriority="64" w:semiHidden="0" w:name="Medium Shading 2 Accent 3"/>
@@ -12061,7 +13299,7 @@
     <w:lsdException w:unhideWhenUsed="0" w:uiPriority="66" w:semiHidden="0" w:name="Medium List 2 Accent 4"/>
     <w:lsdException w:unhideWhenUsed="0" w:uiPriority="67" w:semiHidden="0" w:name="Medium Grid 1 Accent 4"/>
     <w:lsdException w:unhideWhenUsed="0" w:uiPriority="68" w:semiHidden="0" w:name="Medium Grid 2 Accent 4"/>
-    <w:lsdException w:qFormat="1" w:unhideWhenUsed="0" w:uiPriority="69" w:semiHidden="0" w:name="Medium Grid 3 Accent 4"/>
+    <w:lsdException w:unhideWhenUsed="0" w:uiPriority="69" w:semiHidden="0" w:name="Medium Grid 3 Accent 4"/>
     <w:lsdException w:unhideWhenUsed="0" w:uiPriority="70" w:semiHidden="0" w:name="Dark List Accent 4"/>
     <w:lsdException w:unhideWhenUsed="0" w:uiPriority="71" w:semiHidden="0" w:name="Colorful Shading Accent 4"/>
     <w:lsdException w:unhideWhenUsed="0" w:uiPriority="72" w:semiHidden="0" w:name="Colorful List Accent 4"/>
@@ -12080,8 +13318,8 @@
     <w:lsdException w:unhideWhenUsed="0" w:uiPriority="71" w:semiHidden="0" w:name="Colorful Shading Accent 5"/>
     <w:lsdException w:unhideWhenUsed="0" w:uiPriority="72" w:semiHidden="0" w:name="Colorful List Accent 5"/>
     <w:lsdException w:unhideWhenUsed="0" w:uiPriority="73" w:semiHidden="0" w:name="Colorful Grid Accent 5"/>
-    <w:lsdException w:unhideWhenUsed="0" w:uiPriority="60" w:semiHidden="0" w:name="Light Shading Accent 6"/>
-    <w:lsdException w:unhideWhenUsed="0" w:uiPriority="61" w:semiHidden="0" w:name="Light List Accent 6"/>
+    <w:lsdException w:qFormat="1" w:unhideWhenUsed="0" w:uiPriority="60" w:semiHidden="0" w:name="Light Shading Accent 6"/>
+    <w:lsdException w:qFormat="1" w:unhideWhenUsed="0" w:uiPriority="61" w:semiHidden="0" w:name="Light List Accent 6"/>
     <w:lsdException w:unhideWhenUsed="0" w:uiPriority="62" w:semiHidden="0" w:name="Light Grid Accent 6"/>
     <w:lsdException w:unhideWhenUsed="0" w:uiPriority="63" w:semiHidden="0" w:name="Medium Shading 1 Accent 6"/>
     <w:lsdException w:unhideWhenUsed="0" w:uiPriority="64" w:semiHidden="0" w:name="Medium Shading 2 Accent 6"/>
@@ -12093,7 +13331,7 @@
     <w:lsdException w:unhideWhenUsed="0" w:uiPriority="70" w:semiHidden="0" w:name="Dark List Accent 6"/>
     <w:lsdException w:unhideWhenUsed="0" w:uiPriority="71" w:semiHidden="0" w:name="Colorful Shading Accent 6"/>
     <w:lsdException w:unhideWhenUsed="0" w:uiPriority="72" w:semiHidden="0" w:name="Colorful List Accent 6"/>
-    <w:lsdException w:qFormat="1" w:unhideWhenUsed="0" w:uiPriority="73" w:semiHidden="0" w:name="Colorful Grid Accent 6"/>
+    <w:lsdException w:unhideWhenUsed="0" w:uiPriority="73" w:semiHidden="0" w:name="Colorful Grid Accent 6"/>
   </w:latentStyles>
   <w:style w:type="paragraph" w:default="1" w:styleId="1">
     <w:name w:val="Normal"/>
@@ -12243,6 +13481,7 @@
     <w:basedOn w:val="1"/>
     <w:link w:val="23"/>
     <w:unhideWhenUsed/>
+    <w:qFormat/>
     <w:uiPriority w:val="99"/>
     <w:pPr>
       <w:tabs>
@@ -12266,6 +13505,7 @@
     <w:name w:val="Hyperlink"/>
     <w:basedOn w:val="6"/>
     <w:unhideWhenUsed/>
+    <w:qFormat/>
     <w:uiPriority w:val="99"/>
     <w:rPr>
       <w:color w:val="0000FF" w:themeColor="hyperlink"/>
@@ -12281,6 +13521,7 @@
     <w:name w:val="Normal (Web)"/>
     <w:basedOn w:val="1"/>
     <w:unhideWhenUsed/>
+    <w:qFormat/>
     <w:uiPriority w:val="99"/>
     <w:pPr>
       <w:widowControl/>
@@ -12306,6 +13547,7 @@
   <w:style w:type="table" w:styleId="15">
     <w:name w:val="Table Grid"/>
     <w:basedOn w:val="7"/>
+    <w:qFormat/>
     <w:uiPriority w:val="39"/>
     <w:pPr>
       <w:widowControl w:val="0"/>
@@ -12543,7 +13785,7 @@
       <inkml:brushProperty name="ignorePressure" value="0"/>
     </inkml:brush>
   </inkml:definitions>
-  <inkml:trace contextRef="#ctx0" brushRef="#br0">7896.000 130018.000 767,'-6.001'0.000'0,"-0.250"0.000"-4,-1.842 0.000 3,-0.241 0.000-1,-2.215 0.000 0,1.270 0.000 1,-0.280 0.000 2,-0.167 0.219-1,-0.609 1.391-1,2.472 1.602 0,1.908 0.359 0,0.931 0.141 0,-2.044 2.977 2,3.383-1.664 0,2.171 1.531-2,3.824 0.133 0,0.999 0.367 2,1.306 2.445 1,-1.940-4.070-2,2.530 3.461-1,1.067-0.922-1,0.845 1.281 3,-1.466-2.539 1,0.919 1.117-4,0.399 0.719 0,0.037 0.430-1,1.174 1.492 0,0.626 0.492 1,-1.575-2.266 2,-0.391-0.859-1,-0.538-1.063 1,-0.603-1.133 0,-0.609-1.109 0,-0.236-0.633 0,3.093 1.805 4,-1.741-1.500 0,-1.023-0.867-1,1.180 0.359-1,4.424 2.055-2,-4.379-2.453-1,-0.651-0.242 1,-0.014 0.172-1,-0.121 0.172 0,6.341 1.641 0,-3.729-2.438 1,0.218-0.344 2,1.804-0.023-2,-0.614-0.523-3,-0.851-0.469 1,-0.925-0.391 0,-0.894-0.313 1,-0.800-0.242 4,1.851-0.125 0,2.123-0.242 1,-2.318-0.141-3,0.023-0.109-2,-0.264 0.789 0,0.796 1.469 5,1.836 0.945-5,-0.285-0.234-2,-3.298-1.430 1,1.615-0.250 3,4.038-0.023-2,-4.049-0.563 1,0.776-0.094-2,1.826 0.109 1,0.362 0.203 2,0.113 0.281-4,-0.062 0.320 0,1.418 0.422-1,-1.137-0.008 3,-1.333-0.148 1,-4.041-0.711-1,6.789 0.750 4,1.202 0.484 3,-2.002-0.180-6,-0.242-0.016 0,-0.483-0.102-1,-0.624-0.164-2,-0.848-0.195 0,-0.959-0.211 2,-0.984-0.203 0,-0.950-0.188 2,1.679-0.109-1,-0.269-0.195 7,-0.697-0.156-4,-0.921-0.125-2,3.893-0.086 1,-3.500-0.164-3,0.213-0.102-1,-1.369 0.102 3,3.502 0.023 2,1.259 0.039 0,-0.783 0.023-5,-0.675 0.008 1,-2.154 0.008 1,-0.040 0.000-1,-0.327 0.000 1,-0.497 0.000 0,3.613 0.805-1,-1.475 0.688-1,0.389 0.242 2,0.164 0.000 1,0.118-0.094 0,-0.385-0.242-2,3.666-0.109-1,-1.010-0.563 4,0.450-0.164-1,-0.227-0.148-3,-0.671-0.117 0,-1.535-0.117 0,-0.103-0.063 0,0.050-0.047-1,2.751-0.055 3,-0.926-0.047 1,-1.177-0.023 0,-2.834 0.008-1,-0.002 0.000 1,0.225 0.000 1,0.373 0.000 0,1.921 0.000-2,0.248 0.008 0,0.096 0.008 0,-0.009 0.008 1,-0.563 0.008 0,0.580 0.000-4,0.725 0.008 1,2.089 0.000-1,2.025 0.000 3,1.727 0.008-1,1.430 0.000 1,5.999 0.000 0,0.176 0.000-7,-0.586 0.000 0,-3.217 0.000 2,0.056 0.000 2,0.261 0.000 5,2.794 0.000-1,-1.749 0.000-1,-2.571 0.000 0,-3.030 0.000 0,-3.059 0.000 4,-2.820 0.000 6,-2.438 0.000-12,2.364 0.000 11,-2.436 0.000 0,-0.504 0.000-1,1.387 0.000-8,1.875 0.000-1,-2.622 0.000-1,0.491 0.000 0,0.353 0.000 1,0.239 0.000-1,0.148 0.000 0,0.079 0.000 0,0.697 0.000 1,-0.495 0.000 0,1.981 0.000 0,2.000 0.000 5,0.728 0.000-2,-0.176 0.000-4,-0.252 0.000 0,-1.139 0.000-2,-1.311 0.000 1,-0.132 0.000 0,-1.681 0.000 0,-1.497 0.000 9,-0.134 0.000 1,0.537 0.000-2,0.608 0.000-1,0.608 0.000-4,-1.083 0.000-3,0.108 0.000 1,0.038 0.000-1,1.911 0.000 0,0.763 0.000 2,0.830 0.000 3,-1.922 0.000-2,0.639 0.000-1,0.694 0.000-1,-1.979 0.000 1,8.169 0.000-1,0.248 0.000 1,-0.729 0.000-1,-1.301 0.000 1,-3.426 0.000 1,-1.363 0.000 0,-1.338 0.000-1,-0.598 0.000-1,-0.039 0.000 2,2.768-0.289 15,0.582-0.469-14,0.622-0.531 0,0.308-0.250-5,0.084-0.039 2,-1.222 0.180 0,-0.491 0.141 0,-0.576 0.172 2,3.957 0.063 2,0.072 0.250-1,-1.058 0.219 0,-1.646 0.180 1,-3.007 0.164-1,-0.336 0.078-4,1.295 0.055 0,-0.483 0.063 5,-0.477 0.039 2,-2.185 0.000-1,0.659 0.008-4,4.376 0.016 0,2.788 0.000 1,-0.101-0.008-1,0.954 0.000-1,0.577-0.008-1,0.287-0.008-1,-1.972 0.000 1,-0.202-0.008 0,-0.277 0.000 1,-3.500-0.008 0,8.947 0.000-1,-0.974 0.000 7,-1.906-0.008-1,-2.333 0.000 1,-1.671 0.000-1,-2.069 0.000-3,-3.819 0.000-2,-0.536 0.000 3,-0.321 0.000 8,0.600 0.000-4,-0.498 0.000-5,6.435 0.000 0,-4.843 0.000 1,3.230 0.000-1,4.328 0.000-2,0.286 0.000-1,0.837 0.000-1,0.104 0.000 1,-0.397 0.000-1,-0.663 0.000 1,0.195 0.000-1,0.357 0.000 3,5.119 0.000 0,-0.632 0.000 1,-1.800 0.000 1,-1.363 0.000-1,-0.979 0.000 5,-0.661 0.000-5,-1.950 0.000-1,-1.056 0.000 2,-1.045 0.000 0,10.722 0.000 3,1.322 0.000 0,2.067 0.000-8,-3.831 0.180 0,-0.267 0.289 1,-0.598 0.344-3,-0.785 0.367 1,-1.953 0.117-1,-1.408 0.039 6,-1.479-0.047 1,-0.358-0.063 0,-0.498-0.148 0,-0.646-0.250 9,0.330-0.125-2,2.586-0.063-6,-0.230-0.156 0,-0.471-0.133-3,4.587-0.094-1,0.615-0.109-1,-0.432-0.086 2,-5.138-0.047 3,-0.948-0.023-1,-0.985-0.016-2,-0.960-0.016-3,1.615-0.008 0,-0.373 0.000 7,-0.126 0.000 0,-5.825 0.023-1,7.164-0.016-1,-0.284 0.008 0,-0.474 0.008 0,-0.546 0.000 7,-6.853 0.016-9,-0.291 0.000-1,2.807 0.000 0,-0.037 0.000-1,0.081 0.008 1,0.158 0.000 12,4.445 0.000-9,2.080 0.000-4,1.569 0.000-1,1.164 0.000 7,-1.333 0.000-5,-2.009 0.000-3,-2.402 0.000 1,-1.021 0.000 1,-0.707 0.000 8,1.056 0.000 0,0.442 0.000-3,-0.302 0.000 0,-0.769 0.000-2,-1.022 0.000 1,-2.060 0.000-1,0.297 0.000-2,3.122 0.000-1,-0.798 0.000 3,-1.160 0.000 2,4.584 0.000 1,-4.528 0.000-1,-0.831 0.000 0,-2.037 0.000-1,-0.776 0.000 0,-0.723 0.000-2,0.093 0.000-1,4.531 0.000 7,-3.677 0.000-2,1.734 0.000-2,1.303 0.000-1,-0.135 0.000-1,0.159 0.000-2,-0.085 0.000 0,0.096 0.000 0,-0.918 0.000 2,-1.037 0.000 1,3.000 0.000 1,1.212 0.000 4,0.010 0.000-7,0.273 0.000 1,0.414 0.000-1,0.464 0.000 0,0.458 0.000 0,0.415 0.000 1,0.354 0.000 0,-8.365 0.000 0,15.175 0.000 0,3.913 0.000 0,2.219 0.000-3,-1.029 0.000-1,1.342 0.000 0,1.175 0.000 0,0.995 0.000-3,9.994 0.000 0,1.423 0.000 3,-0.711 0.000 0,-0.555 0.000 3,-4.783 0.000 11,-5.289 0.000-8,-5.160 0.000-8,-4.646 0.000 1,-3.941 0.000 25,-0.496-1.000-1,-1.348-0.539-3,-1.760-0.203-13,-2.474 0.133 1,-1.555 0.125-2,-1.386 0.195-1,-0.811 0.164-2,-1.084 0.250 7,2.416-0.078 0,5.198 0.430-2,-1.656 0.359-5,2.555 0.078-1,0.869 0.070-1,0.250 0.039 1,2.026 0.023-1,-0.066 0.008 2,-1.350 0.008 1,-2.026-0.008 1,-2.274-0.008 1,-2.236-0.008 0,0.489-0.008-2,0.114-0.008 0,-0.125-0.008 9,-2.187-0.008-2,-0.027 0.000-5,0.035 0.000-3,0.076-0.008 0,0.649 0.000 1,0.739 0.000 0,0.867 0.000 1,5.502 0.000-1,2.897 0.000-1,-3.379 0.000 1,2.209 0.000-1,6.443 0.000-2,0.423 0.000 0,-0.646 0.000 1,2.049 0.000-1,-0.801 0.000 0,-1.923 0.000 4,-2.473 0.000 2,-2.619 0.000 3,-6.211 0.000-3,0.423 0.000-5,4.375 0.000-2,-0.361 0.000 6,-0.771 0.000 3,0.263 0.000 0,-0.818 0.000 0,-0.740 0.000-3,6.431 0.000-1,-6.062 0.000 2,-0.995 0.000-1,-1.234 0.000 8,-1.751 0.000-12,-1.083 0.000 1,1.563 0.594-1,-0.783 0.906 8,-0.313 0.289 2,-1.209-0.148-8,-0.250-0.117 1,-0.197-0.188 0,-0.150-0.211-1,-0.108-0.227 1,-0.074-0.203 0,4.225-0.188 0,2.246-0.156 0,0.815-0.125-2,-0.161-0.094 0,-3.235-0.070 0,-0.146-0.039 0,-0.091-0.023 0,3.460-0.039-3,-0.854-0.016 4,-1.050-0.008 4,-0.597 0.453-1,0.985 0.695 0,-5.090-0.305-1,0.521 0.086-1,8.220 0.805 0,-0.029-0.063-1,-0.790-0.172 0,-0.521-0.227 0,-0.313-0.242 0,-0.158-0.227 0,2.544-0.242 0,2.596-0.141 2,1.442-0.117-1,0.591-0.094-2,-0.007-0.070 1,-2.048-0.047-3,-0.939-0.031-2,-2.473-0.023 1,0.114-0.008 1,0.399-0.008-1,2.709-0.008 24,-0.945 0.000-17,-1.360 0.000-5,-3.149 0.016 2,-0.167 0.000-1,0.130 0.008 3,3.207 0.000 5,-1.214 0.008-7,-2.368 0.000 1,-1.242 0.008 0,-1.162 0.000 0,2.053 0.008 8,-0.648 0.000-5,-1.193 0.000-2,-1.096 0.000 2,-0.942 0.000-2,-0.770 0.000-2,2.418 0.000 1,1.162 0.000 2,0.292 0.000-1,-2.577 0.000-2,-0.796 0.000 1,-0.954 0.000-2,-1.004 0.000 0,-0.691 0.000 0,-0.871 0.000 2,4.569 0.641 7,-0.709 1.680-1,0.266 0.641-6,-4.680-1.492-1,0.268-0.188 0,4.085 0.422 0,-0.820-0.594 1,-2.840-0.703 0,1.603-0.141 2,1.747-0.102-1,1.437-0.086-2,-0.143-0.063 0,-0.694-0.039-2,-1.380-0.016 1,-0.226-0.008 0,-0.408 0.000 2,-0.507 0.000 2,-0.540 0.000 2,-1.320 0.008-4,7.157-0.023-4,-6.499 0.039 2,-0.596 0.008 7,-0.219 0.000-1,0.031 0.008-5,0.184 0.000 0,3.732 0.008 1,-0.923 0.000 1,0.624 0.000-2,0.572 0.000 0,0.495 0.000-1,0.411 0.000 1,1.449 0.000 0,0.720 0.000-1,0.670 0.000 0,0.189 0.000 1,1.668 0.000-1,0.634 0.000 1,-0.117 0.000-1,3.676 0.000 0,-0.977 0.000 0,-1.192 0.000 0,-2.914-0.250-3,-0.386-0.414 6,-0.163-0.484 2,-2.438-0.023 0,-0.458-0.070-3,-0.491 0.000 1,0.828 0.063 0,1.698-0.023-1,-0.480 0.164 3,-0.925 0.164 0,-1.169 0.164-3,3.264-0.766 0,0.556-0.336 0,-0.438-0.086 0,-2.799 0.352 0,-0.743 0.125 0,-0.772 0.164 0,-0.750 0.180-1,0.024 0.102-1,-1.121 0.219 3,-1.082 0.188 1,-0.985 0.164-1,2.641 0.000 4,-0.420 0.258 0,-0.050 0.195-1,-0.696 0.086-4,-1.348 0.000 0,1.183 0.000-1,-1.239-0.078 1,2.767-0.617-1,0.397-1.266 0,-2.183 0.086 0,0.314-0.398 0,-0.129-0.313 0,-0.403-0.242 0,0.298-0.219 0,-0.351 0.297 1,-0.651 0.461 0,-0.460 0.422 2,3.932-0.469 2,-2.250 1.047-3,3.274-1.258-1,-3.146 0.578 0,-0.083 0.070-2,-0.681 0.031 1,-0.991-0.008 0,2.565-1.836 0,-2.292-1.891 4,-0.740 1.391 1,-0.168 0.555-2,2.104-1.141-3,-0.827-0.375 0,-0.488 0.609 1,0.476 0.500-1,-0.570 0.414 0,-0.030-1.063 1,-1.600-1.383-1,-1.331-0.250 0,-0.617-1.281 1,-0.063 0.117 4,0.700 1.203-2,0.269-1.852-3,-0.741 0.734 0,-0.581 0.297 0,-1.629 0.852 0,-0.423-0.422 1,0.150-1.633 3,-0.002 1.805-2,0.001-1.039-2,-0.003 1.219 0,0.000-0.211 0,0.000 0.297 0,-1.184-1.680 0,-3.586 0.594 6,1.907 1.078-5,0.937-0.898-1,0.660 0.227 0,-0.182-0.172 1,-1.655 1.297 0,-1.659 1.438-1,0.178-0.273 2,-0.945-2.313 0,2.098-0.359 0,1.468 0.563-2,-4.211 5.156 2,-0.343-0.609 0,0.525-2.797-2,0.518 1.391 1,-1.042 1.602-1,0.337 2.078 1,-0.096-0.063-1,-0.023-0.133 1,-0.020 0.000 0,-0.208 0.000 1,-0.724 0.000 1,0.052 0.000-2,-1.600 0.000-1,1.577 0.000 0,-3.350 0.000 0,1.884 0.000 0,0.908 0.000 0,1.445 0.000 0</inkml:trace>
+  <inkml:trace contextRef="#ctx0" brushRef="#br0">7896.000 130018.000 767,'-6.001'0.000'0,"-0.250"0.000"-4,-1.842 0.000 3,-0.241 0.000-1,-2.215 0.000 0,1.270 0.000 1,-0.280 0.000 2,-0.167 0.219-1,-0.609 1.391-1,2.472 1.602 0,1.908 0.359 0,0.931 0.141 0,-2.044 2.977 2,3.383-1.664 0,2.171 1.531-2,3.824 0.133 0,0.999 0.367 2,1.306 2.445 1,-1.940-4.070-2,2.530 3.461-1,1.067-0.922-1,0.845 1.281 3,-1.466-2.539 1,0.919 1.117-4,0.399 0.719 0,0.037 0.430-1,1.174 1.492 0,0.626 0.492 1,-1.575-2.266 2,-0.391-0.859-1,-0.538-1.063 1,-0.603-1.133 0,-0.609-1.109 0,-0.236-0.633 0,3.093 1.805 4,-1.741-1.500 0,-1.023-0.867-1,1.180 0.359-1,4.424 2.055-2,-4.379-2.453-1,-0.651-0.242 1,-0.014 0.172-1,-0.121 0.172 0,6.341 1.641 0,-3.729-2.438 1,0.218-0.344 2,1.804-0.023-2,-0.614-0.523-3,-0.851-0.469 1,-0.925-0.391 0,-0.894-0.313 1,-0.800-0.242 4,1.851-0.125 0,2.123-0.242 1,-2.318-0.141-3,0.023-0.109-2,-0.264 0.789 0,0.796 1.469 5,1.836 0.945-5,-0.285-0.234-2,-3.298-1.430 1,1.615-0.250 3,4.038-0.023-2,-4.049-0.563 1,0.776-0.094-2,1.826 0.109 1,0.362 0.203 2,0.113 0.281-4,-0.062 0.320 0,1.418 0.422-1,-1.137-0.008 3,-1.333-0.148 1,-4.041-0.711-1,6.789 0.750 4,1.202 0.484 3,-2.002-0.180-6,-0.242-0.016 0,-0.483-0.102-1,-0.624-0.164-2,-0.848-0.195 0,-0.959-0.211 2,-0.984-0.203 0,-0.950-0.188 2,1.679-0.109-1,-0.269-0.195 7,-0.697-0.156-4,-0.921-0.125-2,3.893-0.086 1,-3.500-0.164-3,0.213-0.102-1,-1.369 0.102 3,3.502 0.023 2,1.259 0.039 0,-0.783 0.023-5,-0.675 0.008 1,-2.154 0.008 1,-0.040 0.000-1,-0.327 0.000 1,-0.497 0.000 0,3.613 0.805-1,-1.475 0.688-1,0.389 0.242 2,0.164 0.000 1,0.118-0.094 0,-0.385-0.242-2,3.666-0.109-1,-1.010-0.563 4,0.450-0.164-1,-0.227-0.148-3,-0.671-0.117 0,-1.535-0.117 0,-0.103-0.063 0,0.050-0.047-1,2.751-0.055 3,-0.926-0.047 1,-1.177-0.023 0,-2.834 0.008-1,-0.002 0.000 1,0.225 0.000 1,0.373 0.000 0,1.921-0.000-2,0.248 0.008 0,0.096 0.008 0,-0.009 0.008 1,-0.563 0.008 0,0.580 0.000-4,0.725 0.008 1,2.089 0.000-1,2.025 0.000 3,1.727 0.008-1,1.430-0.000 1,5.999 0.000 0,0.176 0.000-7,-0.586 0.000 0,-3.217 0.000 2,0.056 0.000 2,0.261 0.000 5,2.794 0.000-1,-1.749-0.000-1,-2.571 0.000 0,-3.030 0.000 0,-3.059 0.000 4,-2.820 0.000 6,-2.438 0.000-12,2.364 0.000 11,-2.436 0.000 0,-0.504 0.000-1,1.387 0.000-8,1.875 0.000-1,-2.622-0.000-1,0.491 0.000 0,0.353 0.000 1,0.239 0.000-1,0.148 0.000 0,0.079 0.000 0,0.697 0.000 1,-0.495 0.000 0,1.981-0.000 0,2.000 0.000 5,0.728 0.000-2,-0.176 0.000-4,-0.252 0.000 0,-1.139 0.000-2,-1.311 0.000 1,-0.132 0.000 0,-1.681 0.000 0,-1.497 0.000 9,-0.134 0.000 1,0.537-0.000-2,0.608 0.000-1,0.608 0.000-4,-1.083 0.000-3,0.108 0.000 1,0.038 0.000-1,1.911 0.000 0,0.763 0.000 2,0.830-0.000 3,-1.922 0.000-2,0.639 0.000-1,0.694 0.000-1,-1.979 0.000 1,8.169 0.000-1,0.248 0.000 1,-0.729 0.000-1,-1.301 0.000 1,-3.426 0.000 1,-1.363 0.000 0,-1.338-0.000-1,-0.598 0.000-1,-0.039 0.000 2,2.768-0.289 15,0.582-0.469-14,0.622-0.531 0,0.308-0.250-5,0.084-0.039 2,-1.222 0.180 0,-0.491 0.141 0,-0.576 0.172 2,3.957 0.063 2,0.072 0.250-1,-1.058 0.219 0,-1.646 0.180 1,-3.007 0.164-1,-0.336 0.078-4,1.295 0.055 0,-0.483 0.063 5,-0.477 0.039 2,-2.185 0.000-1,0.659 0.008-4,4.376 0.016 0,2.788 0.000 1,-0.101-0.008-1,0.954 0.000-1,0.577-0.008-1,0.287-0.008-1,-1.972 0.000 1,-0.202-0.008 0,-0.277 0.000 1,-3.500-0.008 0,8.947 0.000-1,-0.974 0.000 7,-1.906-0.008-1,-2.333 0.000 1,-1.671 0.000-1,-2.069 0.000-3,-3.819 0.000-2,-0.536 0.000 3,-0.321 0.000 8,0.600 0.000-4,-0.498 0.000-5,6.435 0.000 0,-4.843-0.000 1,3.230 0.000-1,4.328 0.000-2,0.286 0.000-1,0.837 0.000-1,0.104 0.000 1,-0.397 0.000-1,-0.663 0.000 1,0.195 0.000-1,0.357-0.000 3,5.119 0.000 0,-0.632 0.000 1,-1.800 0.000 1,-1.363 0.000-1,-0.979 0.000 5,-0.661 0.000-5,-1.950 0.000-1,-1.056 0.000 2,-1.045 0.000 0,10.722-0.000 3,1.322 0.000 0,2.067 0.000-8,-3.831 0.180 0,-0.267 0.289 1,-0.598 0.344-3,-0.785 0.367 1,-1.953 0.117-1,-1.408 0.039 6,-1.479-0.047 1,-0.358-0.063 0,-0.498-0.148 0,-0.646-0.250 9,0.330-0.125-2,2.586-0.063-6,-0.230-0.156 0,-0.471-0.133-3,4.587-0.094-1,0.615-0.109-1,-0.432-0.086 2,-5.138-0.047 3,-0.948-0.023-1,-0.985-0.016-2,-0.960-0.016-3,1.615-0.008 0,-0.373 0.000 7,-0.126 0.000 0,-5.825 0.023-1,7.164-0.016-1,-0.284 0.008 0,-0.474 0.008 0,-0.546 0.000 7,-6.853 0.016-9,-0.291 0.000-1,2.807 0.000 0,-0.037 0.000-1,0.081 0.008 1,0.158 0.000 12,4.445 0.000-9,2.080 0.000-4,1.569-0.000-1,1.164 0.000 7,-1.333 0.000-5,-2.009 0.000-3,-2.402-0.000 1,-1.021 0.000 1,-0.707 0.000 8,1.056 0.000 0,0.442-0.000-3,-0.302 0.000 0,-0.769 0.000-2,-1.022 0.000 1,-2.060-0.000-1,0.297 0.000-2,3.122 0.000-1,-0.798-0.000 3,-1.160 0.000 2,4.584 0.000 1,-4.528 0.000-1,-0.831-0.000 0,-2.037 0.000-1,-0.776 0.000 0,-0.723 0.000-2,0.093-0.000-1,4.531 0.000 7,-3.677 0.000-2,1.734 0.000-2,1.303-0.000-1,-0.135 0.000-1,0.159 0.000-2,-0.085 0.000 0,0.096 0.000 0,-0.918 0.000 2,-1.037 0.000 1,3.000-0.000 1,1.212 0.000 4,0.010 0.000-7,0.273 0.000 1,0.414-0.000-1,0.464 0.000 0,0.458 0.000 0,0.415 0.000 1,0.354-0.000 0,-8.365 0.000 0,15.175 0.000 0,3.913 0.000 0,2.219-0.000-3,-1.029 0.000-1,1.342 0.000 0,1.175 0.000 0,0.995 0.000-3,9.994 0.000 0,1.423 0.000 3,-0.711-0.000 0,-0.555 0.000 3,-4.783 0.000 11,-5.289 0.000-8,-5.160-0.000-8,-4.646 0.000 1,-3.941 0.000 25,-0.496-1.000-1,-1.348-0.539-3,-1.760-0.203-13,-2.474 0.133 1,-1.555 0.125-2,-1.386 0.195-1,-0.811 0.164-2,-1.084 0.250 7,2.416-0.078 0,5.198 0.430-2,-1.656 0.359-5,2.555 0.078-1,0.869 0.070-1,0.250 0.039 1,2.026 0.023-1,-0.066 0.008 2,-1.350 0.008 1,-2.026-0.008 1,-2.274-0.008 1,-2.236-0.008 0,0.489-0.008-2,0.114-0.008 0,-0.125-0.008 9,-2.187-0.008-2,-0.027 0.000-5,0.035 0.000-3,0.076-0.008 0,0.649 0.000 1,0.739 0.000 0,0.867 0.000 1,5.502 0.000-1,2.897 0.000-1,-3.379 0.000 1,2.209 0.000-1,6.443 0.000-2,0.423 0.000 0,-0.646 0.000 1,2.049 0.000-1,-0.801 0.000 0,-1.923 0.000 4,-2.473 0.000 2,-2.619 0.000 3,-6.211 0.000-3,0.423 0.000-5,4.375 0.000-2,-0.361 0.000 6,-0.771 0.000 3,0.263 0.000 0,-0.818 0.000 0,-0.740 0.000-3,6.431 0.000-1,-6.062 0.000 2,-0.995 0.000-1,-1.234 0.000 8,-1.751 0.000-12,-1.083 0.000 1,1.563 0.594-1,-0.783 0.906 8,-0.313 0.289 2,-1.209-0.148-8,-0.250-0.117 1,-0.197-0.188 0,-0.150-0.211-1,-0.108-0.227 1,-0.074-0.203 0,4.225-0.188 0,2.246-0.156 0,0.815-0.125-2,-0.161-0.094 0,-3.235-0.070 0,-0.146-0.039 0,-0.091-0.023 0,3.460-0.039-3,-0.854-0.016 4,-1.050-0.008 4,-0.597 0.453-1,0.985 0.695 0,-5.090-0.305-1,0.521 0.086-1,8.220 0.805 0,-0.029-0.063-1,-0.790-0.172 0,-0.521-0.227 0,-0.313-0.242 0,-0.158-0.227 0,2.544-0.242 0,2.596-0.141 2,1.442-0.117-1,0.591-0.094-2,-0.007-0.070 1,-2.048-0.047-3,-0.939-0.031-2,-2.473-0.023 1,0.114-0.008 1,0.399-0.008-1,2.709-0.008 24,-0.945 0.000-17,-1.360 0.000-5,-3.149 0.016 2,-0.167 0.000-1,0.130 0.008 3,3.207-0.000 5,-1.214 0.008-7,-2.368 0.000 1,-1.242 0.008 0,-1.162-0.000 0,2.053 0.008 8,-0.648 0.000-5,-1.193 0.000-2,-1.096 0.000 2,-0.942 0.000-2,-0.770 0.000-2,2.418 0.000 1,1.162 0.000 2,0.292 0.000-1,-2.577 0.000-2,-0.796-0.000 1,-0.954 0.000-2,-1.004 0.000 0,-0.691 0.000 0,-0.871 0.000 2,4.569 0.641 7,-0.709 1.680-1,0.266 0.641-6,-4.680-1.492-1,0.268-0.188 0,4.085 0.422 0,-0.820-0.594 1,-2.840-0.703 0,1.603-0.141 2,1.747-0.102-1,1.437-0.086-2,-0.143-0.063 0,-0.694-0.039-2,-1.380-0.016 1,-0.226-0.008 0,-0.408-0.000 2,-0.507 0.000 2,-0.540 0.000 2,-1.320 0.008-4,7.157-0.023-4,-6.499 0.039 2,-0.596 0.008 7,-0.219 0.000-1,0.031 0.008-5,0.184 0.000 0,3.732 0.008 1,-0.923 0.000 1,0.624 0.000-2,0.572 0.000 0,0.495 0.000-1,0.411-0.000 1,1.449 0.000 0,0.720 0.000-1,0.670 0.000 0,0.189 0.000 1,1.668 0.000-1,0.634 0.000 1,-0.117 0.000-1,3.676 0.000 0,-0.977 0.000 0,-1.192 0.000 0,-2.914-0.250-3,-0.386-0.414 6,-0.163-0.484 2,-2.438-0.023 0,-0.458-0.070-3,-0.491 0.000 1,0.828 0.063 0,1.698-0.023-1,-0.480 0.164 3,-0.925 0.164 0,-1.169 0.164-3,3.264-0.766 0,0.556-0.336 0,-0.438-0.086 0,-2.799 0.352 0,-0.743 0.125 0,-0.772 0.164 0,-0.750 0.180-1,0.024 0.102-1,-1.121 0.219 3,-1.082 0.188 1,-0.985 0.164-1,2.641 0.000 4,-0.420 0.258 0,-0.050 0.195-1,-0.696 0.086-4,-1.348-0.000 0,1.183 0.000-1,-1.239-0.078 1,2.767-0.617-1,0.397-1.266 0,-2.183 0.086 0,0.314-0.398 0,-0.129-0.313 0,-0.403-0.242 0,0.298-0.219 0,-0.351 0.297 1,-0.651 0.461 0,-0.460 0.422 2,3.932-0.469 2,-2.250 1.047-3,3.274-1.258-1,-3.146 0.578 0,-0.083 0.070-2,-0.681 0.031 1,-0.991-0.008 0,2.565-1.836 0,-2.292-1.891 4,-0.740 1.391 1,-0.168 0.555-2,2.104-1.141-3,-0.827-0.375 0,-0.488 0.609 1,0.476 0.500-1,-0.570 0.414 0,-0.030-1.063 1,-1.600-1.383-1,-1.331-0.250 0,-0.617-1.281 1,-0.063 0.117 4,0.700 1.203-2,0.269-1.852-3,-0.741 0.734 0,-0.581 0.297 0,-1.629 0.852 0,-0.423-0.422 1,0.150-1.633 3,-0.002 1.805-2,0.001-1.039-2,-0.003 1.219 0,0.000-0.211 0,0.000 0.297 0,-1.184-1.680 0,-3.586 0.594 6,1.907 1.078-5,0.937-0.898-1,0.660 0.227 0,-0.182-0.172 1,-1.655 1.297 0,-1.659 1.438-1,0.178-0.273 2,-0.945-2.313 0,2.098-0.359 0,1.468 0.563-2,-4.211 5.156 2,-0.343-0.609 0,0.525-2.797-2,0.518 1.391 1,-1.042 1.602-1,0.337 2.078 1,-0.096-0.063-1,-0.023-0.133 1,-0.020 0.000 0,-0.208 0.000 1,-0.724-0.000 1,0.052 0.000-2,-1.600 0.000-1,1.577 0.000 0,-3.350 0.000 0,1.884 0.000 0,0.908 0.000 0,1.445-0.000 0</inkml:trace>
 </inkml:ink>
 </file>
 
@@ -12572,7 +13814,7 @@
       <inkml:brushProperty name="ignorePressure" value="0"/>
     </inkml:brush>
   </inkml:definitions>
-  <inkml:trace contextRef="#ctx0" brushRef="#br0">7433.000 176797.000 767,'6.213'0.000'0,"0.502"0.000"-2,-0.222 0.000 0,-0.386 0.000 0,1.587 0.000 1,-1.188 0.000 1,0.199 0.000 2,0.893 0.000-2,-1.228 0.000 0,1.963 0.000 0,-2.118 0.000-1,0.705 0.000 1,-0.328 0.000-2,1.445 0.000 1,-1.669 0.000 3,0.293 0.000 0,-0.530 0.000 0,1.893 0.000-3,-1.889 0.000 0,0.500 0.000 0,-0.024 0.000 1,-0.489 0.000 1,0.910 0.000 1,-0.690 0.000-3,0.276 2.422 0,0.076-0.219 1,0.711-0.859-1,-0.781-0.016 3,-0.521 0.594-4,-0.130-0.328 0,0.858-0.609 4,-0.605-0.641-3,0.950-0.313 1,1.050-0.141 1,-0.900 0.063-1,-0.254 0.031-1,-0.027 0.016 3,0.669 0.000-1,-0.880 0.000-1,-0.368 0.000-2,2.047 0.031 3,-1.734 0.438-2,-0.794 1.750 0,1.071 0.750 2,0.257-2.578 0,-0.728-0.375-2,0.344-0.094 3,1.305 0.078-3,0.134 0.000 0,-0.777 0.000 0,0.123 0.000 1,-1.304 0.000 1,-0.183 0.000-1,1.112 0.000 0,-0.896 0.000 0,0.392 0.000 1,1.151 0.000 0,-0.724 0.000-2,-0.487 0.000-1,-0.050 0.000 2,-0.554 0.000 1,1.325 0.000-1,0.741 0.000 2,0.950 0.000-4,-1.150 0.000 1,0.337 0.000-1,-1.139 0.000 1,0.748 0.000 1,-0.874 0.000 3,0.760 0.000-3,-0.334 0.000-1,0.491 0.000 1,-2.009 0.000-2,2.180 0.000 1,-1.454 0.000 5,0.490 0.000-3,0.394 0.000-1,0.125 0.000-1,-1.487 0.000 1,-0.305-0.922 0,1.315-1.047 1,-0.604 0.609-1,-0.207-0.156-1,-0.225-1.016 0,-0.626 0.219 2,2.039 1.219-1,0.344 0.703 1,-1.433 0.281-2,0.510 0.172 0,-0.810 0.063 1,0.562-0.125 2,-0.418 0.000-1,-0.185 0.000-1,1.933 0.000 0,-1.271 0.000 0,-0.479 0.000-1,0.232 0.000 2,0.496 0.000-1,-0.690 0.000 1,0.593 0.000-1,-0.782 0.000 0,0.086 0.000 0,-0.061 0.000-2,0.348 0.000 4,1.288 0.000-2,0.385 0.000-2,-0.936 0.000 1,-0.590 0.000 1,-0.598 0.000 2,2.596 0.000-1,-2.198 0.000-3,1.896 0.000 1,-1.494 0.000 1,-0.228 0.000 2,0.089 0.000-2,0.165 0.000 1,-0.543 0.000-1,-0.402 0.000 0,1.024 0.000 0,-0.961 0.000 0,0.497 0.000 0,-0.308 0.000 0,0.052 0.000-2,0.148 0.000 1,-0.030 0.000 2,1.437 0.000-1,-0.544 0.000-1,-0.887 0.000 1,-0.429 0.000 1,1.906 0.000 0,-0.037 0.000-2,-1.471 0.000 3,-0.066 0.000-4,-0.190 0.000 0,0.638 0.000 2,0.072 0.000 0,0.617 0.000 0,-0.248 0.000-1,-0.313 0.000 1,-0.143 0.000 0,-0.447 0.000 0,0.334 0.000 1,-0.033 0.000-2,2.907 0.000 1,-2.324 0.000 0,-0.373 0.000 1,1.354 0.000-3,-1.246 0.000 1,1.227 0.000 6,-0.709 0.000-6,0.584 0.000 1,-2.035 0.000 0,0.188 0.141 0,0.878 0.750-1,0.780 0.813 0,0.570 0.594 1,0.088 0.203-1,-0.385-0.484 0,-0.129-0.609 0,0.210-0.531 1,-1.787-0.500 0,1.185-0.297 6,1.478-0.125-5,-0.039-0.016-4,-0.144 0.000 1,-0.090 0.000 1,-1.340 0.031-1,-1.147 0.016 4,0.126 0.016 0,0.359 0.000-2,-0.294 0.000 0,-0.284 0.000 0,2.079 0.000 0,-1.982 0.000 0,1.416 0.000 1,0.836 0.000-1,-0.917 0.000-1,-1.319 0.000 0,0.063 0.000 3,1.857 0.000-3,-0.531 0.000 2,-1.162 0.000 2,-0.620 0.000-3,0.236 0.000-1,0.243 0.000 1,-0.275 0.000 2,1.047 0.000-3,0.080 0.000 0,-0.358 0.000 1,0.311 0.000-1,0.242 0.000-1,0.449 0.000 2,-0.314 0.000 0,-1.048 0.000 1,-0.555-0.141-1,2.706-1.531 0,-2.204-0.234 0,0.969 0.359 2,-0.117 0.828-2,-0.234 0.516-1,1.450 0.063 1,-1.040-0.938 0,0.594-0.547-1,-0.613 0.313 0,-1.358 0.438 1,2.744 0.141 1,-1.151 0.531-1,-0.163 0.172-1,0.545 0.094 1,-1.972-0.016 1,2.815 0.000-1,-1.151-0.016 1,0.099-0.031-2,-0.642 0.000 0,-0.556 0.000 2,-0.057 0.000-1,2.796 0.000 0,1.725 0.000-1,-1.215 0.000 0,-1.308 0.000-1,-0.932 0.000 0,-0.922 0.000 6,-0.067 0.000-3,1.942 0.000 0,-1.375 0.000 0,1.134 0.000-1,-1.213 0.000 0,1.111 0.000-1,-1.001 0.000 0,0.521 0.000 1,0.862 0.000-1,-0.767 0.000 1,-1.607 0.000 1,-0.248 0.000 1,0.793 0.000 0,0.668 0.000-2,0.125 0.000-2,-0.430 0.000 3,-0.052 0.000-1,-0.755 0.000 1,1.554 0.000-2,0.282 0.000 0,-2.025 0.000 1,-0.038 0.000 1,0.297 0.000-1,1.222 0.000 0,0.827 0.000 0,-0.995-0.125-1,-0.435-1.578 1,-0.979-0.609 0,-0.313 0.797 1,0.951 0.984 1,-0.758 0.547-4,0.239 0.078 2,1.482-0.578 0,0.100-1.141 0,0.942-0.313-2,-0.841 0.438 0,1.584 0.469 1,0.494 0.625 3,0.560-0.031-2,-1.559-0.391-2,-1.891-0.438 1,1.418-0.438 2,-2.081 0.844 0,-0.176 0.297 0,1.573 0.172 0,-1.630 0.328 0,0.003 0.125 0,-0.216-0.016 0,2.792 0.000-3,-0.653-0.031 1,-1.003-0.016 0,1.852 0.000 3,-2.406 0.000-2,1.614 0.000 0,-0.806 0.000-2,0.157 0.000 7,-0.398 0.000-5,1.735 0.000-1,-2.053 0.000 1,1.496 0.000-2,0.490 0.000 1,-0.877 0.000 1,0.750-0.281 1,-0.340-0.547-2,-1.748-0.500 1,0.034-0.547-1,0.804 0.391 5,-0.498 1.125-3,-0.666 0.391-1,-0.222 0.000 0,1.752 0.000-2,-0.174 0.000 0,-0.734 0.000 1,-0.854-0.031 1,2.843 0.000 2,-0.524 0.000-1,-1.635 0.000-1,0.345 0.000 0,-0.337 0.000 0</inkml:trace>
+  <inkml:trace contextRef="#ctx0" brushRef="#br0">7433.000 176797.000 767,'6.213'0.000'0,"0.502"0.000"-2,-0.222 0.000 0,-0.386 0.000 0,1.587 0.000 1,-1.188 0.000 1,0.199 0.000 2,0.893 0.000-2,-1.228 0.000 0,1.963 0.000 0,-2.118 0.000-1,0.705 0.000 1,-0.328 0.000-2,1.445 0.000 1,-1.669 0.000 3,0.293 0.000 0,-0.530 0.000 0,1.893 0.000-3,-1.889 0.000 0,0.500 0.000 0,-0.024 0.000 1,-0.489 0.000 1,0.910 0.000 1,-0.690 0.000-3,0.276 2.422 0,0.076-0.219 1,0.711-0.859-1,-0.781-0.016 3,-0.521 0.594-4,-0.130-0.328 0,0.858-0.609 4,-0.605-0.641-3,0.950-0.313 1,1.050-0.141 1,-0.900 0.063-1,-0.254 0.031-1,-0.027 0.016 3,0.669 0.000-1,-0.880 0.000-1,-0.368 0.000-2,2.047 0.031 3,-1.734 0.438-2,-0.794 1.750 0,1.071 0.750 2,0.257-2.578 0,-0.728-0.375-2,0.344-0.094 3,1.305 0.078-3,0.134 0.000 0,-0.777 0.000 0,0.123 0.000 1,-1.304 0.000 1,-0.183 0.000-1,1.112 0.000 0,-0.896 0.000 0,0.392 0.000 1,1.151 0.000 0,-0.724 0.000-2,-0.487 0.000-1,-0.050 0.000 2,-0.554 0.000 1,1.325 0.000-1,0.741 0.000 2,0.950 0.000-4,-1.150 0.000 1,0.337 0.000-1,-1.139 0.000 1,0.748 0.000 1,-0.874 0.000 3,0.760 0.000-3,-0.334 0.000-1,0.491 0.000 1,-2.009 0.000-2,2.180 0.000 1,-1.454 0.000 5,0.490 0.000-3,0.394 0.000-1,0.125 0.000-1,-1.487 0.000 1,-0.305-0.922 0,1.315-1.047 1,-0.604 0.609-1,-0.207-0.156-1,-0.225-1.016 0,-0.626 0.219 2,2.039 1.219-1,0.344 0.703 1,-1.433 0.281-2,0.510 0.172 0,-0.810 0.063 1,0.562-0.125 2,-0.418 0.000-1,-0.185 0.000-1,1.933 0.000 0,-1.271 0.000 0,-0.479 0.000-1,0.232 0.000 2,0.496 0.000-1,-0.690 0.000 1,0.593 0.000-1,-0.782 0.000 0,0.086 0.000 0,-0.061 0.000-2,0.348 0.000 4,1.288 0.000-2,0.385 0.000-2,-0.936 0.000 1,-0.590 0.000 1,-0.598 0.000 2,2.596 0.000-1,-2.198 0.000-3,1.896 0.000 1,-1.494 0.000 1,-0.228 0.000 2,0.089 0.000-2,0.165 0.000 1,-0.543 0.000-1,-0.402 0.000 0,1.024 0.000 0,-0.961 0.000 0,0.497 0.000 0,-0.308 0.000 0,0.052 0.000-2,0.148 0.000 1,-0.030 0.000 2,1.437 0.000-1,-0.544 0.000-1,-0.887 0.000 1,-0.429 0.000 1,1.906 0.000 0,-0.037 0.000-2,-1.471 0.000 3,-0.066 0.000-4,-0.190 0.000 0,0.638 0.000 2,0.072 0.000 0,0.617 0.000 0,-0.248 0.000-1,-0.313 0.000 1,-0.143 0.000 0,-0.447 0.000 0,0.334 0.000 1,-0.033 0.000-2,2.907 0.000 1,-2.324 0.000 0,-0.373 0.000 1,1.354 0.000-3,-1.246 0.000 1,1.227 0.000 6,-0.709 0.000-6,0.584 0.000 1,-2.035 0.000 0,0.188 0.141 0,0.878 0.750-1,0.780 0.813 0,0.570 0.594 1,0.088 0.203-1,-0.385-0.484 0,-0.129-0.609 0,0.210-0.531 1,-1.787-0.500 0,1.185-0.297 6,1.478-0.125-5,-0.039-0.016-4,-0.144 0.000 1,-0.090 0.000 1,-1.340 0.031-1,-1.147 0.016 4,0.126 0.016 0,0.359 0.000-2,-0.294 0.000 0,-0.284 0.000 0,2.079 0.000 0,-1.982-0.000 0,1.416 0.000 1,0.836 0.000-1,-0.917 0.000-1,-1.319 0.000 0,0.063 0.000 3,1.857 0.000-3,-0.531 0.000 2,-1.162-0.000 2,-0.620 0.000-3,0.236 0.000-1,0.243 0.000 1,-0.275 0.000 2,1.047 0.000-3,0.080 0.000 0,-0.358 0.000 1,0.311 0.000-1,0.242 0.000-1,0.449 0.000 2,-0.314-0.000 0,-1.048 0.000 1,-0.555-0.141-1,2.706-1.531 0,-2.204-0.234 0,0.969 0.359 2,-0.117 0.828-2,-0.234 0.516-1,1.450 0.063 1,-1.040-0.938 0,0.594-0.547-1,-0.613 0.313 0,-1.358 0.438 1,2.744 0.141 1,-1.151 0.531-1,-0.163 0.172-1,0.545 0.094 1,-1.972-0.016 1,2.815 0.000-1,-1.151-0.016 1,0.099-0.031-2,-0.642 0.000 0,-0.556 0.000 2,-0.057 0.000-1,2.796 0.000 0,1.725-0.000-1,-1.215 0.000 0,-1.308 0.000-1,-0.932 0.000 0,-0.922 0.000 6,-0.067 0.000-3,1.942 0.000 0,-1.375 0.000 0,1.134 0.000-1,-1.213-0.000 0,1.111 0.000-1,-1.001 0.000 0,0.521 0.000 1,0.862 0.000-1,-0.767 0.000 1,-1.607 0.000 1,-0.248 0.000 1,0.793 0.000 0,0.668 0.000-2,0.125 0.000-2,-0.430 0.000 3,-0.052 0.000-1,-0.755 0.000 1,1.554 0.000-2,0.282 0.000 0,-2.025 0.000 1,-0.038 0.000 1,0.297 0.000-1,1.222 0.000 0,0.827-0.000 0,-0.995-0.125-1,-0.435-1.578 1,-0.979-0.609 0,-0.313 0.797 1,0.951 0.984 1,-0.758 0.547-4,0.239 0.078 2,1.482-0.578 0,0.100-1.141 0,0.942-0.313-2,-0.841 0.438 0,1.584 0.469 1,0.494 0.625 3,0.560-0.031-2,-1.559-0.391-2,-1.891-0.438 1,1.418-0.438 2,-2.081 0.844 0,-0.176 0.297 0,1.573 0.172 0,-1.630 0.328 0,0.003 0.125 0,-0.216-0.016 0,2.792 0.000-3,-0.653-0.031 1,-1.003-0.016 0,1.852 0.000 3,-2.406 0.000-2,1.614 0.000 0,-0.806 0.000-2,0.157 0.000 7,-0.398-0.000-5,1.735 0.000-1,-2.053 0.000 1,1.496 0.000-2,0.490 0.000 1,-0.877 0.000 1,0.750-0.281 1,-0.340-0.547-2,-1.748-0.500 1,0.034-0.547-1,0.804 0.391 5,-0.498 1.125-3,-0.666 0.391-1,-0.222-0.000 0,1.752 0.000-2,-0.174 0.000 0,-0.734 0.000 1,-0.854-0.031 1,2.843 0.000 2,-0.524 0.000-1,-1.635 0.000-1,0.345 0.000 0,-0.337 0.000 0</inkml:trace>
 </inkml:ink>
 </file>
 
@@ -12601,7 +13843,7 @@
       <inkml:brushProperty name="ignorePressure" value="0"/>
     </inkml:brush>
   </inkml:definitions>
-  <inkml:trace contextRef="#ctx0" brushRef="#br0">9644.000 174788.000 767,'6.004'0.000'-2,"0.026"1.047"1,-6.066 5.234 1,0.037 0.000-1,-0.001 0.641 1,0.000-0.813-1,-0.134 0.922 1,-2.379-0.875 1,-0.408 0.219-3,2.336 0.328 1,0.737-0.516 2,-2.565 0.766 2,0.199 1.203-5,0.767-1.344 0,-0.764 0.891 0,0.084-0.719 2,0.148 0.641 1,1.235-0.703-1,0.625 0.063 1,0.210-0.844 0,0.029 0.656 0,-0.076-0.734-1,-0.050 1.844 0,0.005-1.656 0,0.000-0.125-1,0.000 0.109 2,0.156-0.078 0,3.204-0.500-2,-1.373 0.813 1,-0.792 0.391-1,0.185 0.297 1,2.862-1.484 1,1.342-3.078 0,-4.286 3.609-1,-1.488 0.078-1,0.170 0.031 3,0.028-0.078-3,-0.008 1.391 0,0.000-1.281 1,-4.864-2.547 2,3.633 2.422-3,1.305 0.031 1,-0.049-0.219 0,-0.023 0.297-1,-0.002-0.094 0,0.001 0.734 3,0.000-0.422-2,0.000-0.484 0,0.000 0.891 0,0.000 0.094-1,0.000 1.719 0,0.000-0.375 0,0.000-2.375 1,0.000 1.063 3,0.000-0.531-3,0.000 0.453 0,0.000 0.906 0,0.000-1.688-1,0.000 1.594 1,0.000-0.609-1,0.000-0.578 0,0.000 0.297 1,0.000 0.094-1,0.000-0.875 4,-0.079 1.828-2,-0.941-1.281-2,-2.965-0.406 0,-0.161 0.188 1,1.847 0.563 0,0.184 0.094-1,0.099-0.828 0,-0.115 1.094 0,1.046-1.219 4,0.756 0.422-1,0.550-0.109-2,-0.223 0.078 0,0.004 1.109 0,0.000-0.828-1,0.000-0.203 0,0.000 0.734 1,0.000-0.172 1,0.000-0.984-1,0.000 0.375 0,0.000-0.422 1,0.000 0.438 0,0.000 0.063-1,0.000 0.313-1,0.470-0.031 0,1.597-0.531 1,-0.146-0.328-1,0.114 0.797 1,1.433-1.922 1,-0.413 0.391 0,-3.066 1.031 0,0.013 0.000-1,0.000-0.219 0,2.527-0.344 0,0.611 0.344 0,-2.642 0.781 0,-0.567-0.094-1,0.002 0.938 0,0.042-0.547 0,0.026-0.531 1,0.002-0.047 0,-0.002 0.172 0,1.442-0.500 1,2.204-0.906 0,-2.720 1.016-1,-0.947-0.406 0,0.022 1.156-1,0.001 0.563 0,-0.003-0.891 0,0.000-0.359 2,0.000 0.031 0,0.000-0.453-1,0.000 0.094 0,0.000 0.109 1,0.000-0.266 0,0.000 0.297-1,0.000 0.094 0,0.000-0.359 0,0.000 0.234 0,0.000-0.281 0,0.000 0.328-1,0.000-0.250 0,0.000 0.516 2,0.000 1.500-1,0.000-2.063-2,0.000 0.031 1,0.000 0.313 4,0.000-0.219-3,0.000 0.266-2,0.000 0.813 2,0.000-1.125 1,0.000 0.734 0,0.000-0.547-1,0.000 0.313 0,0.000-0.047 0,0.000-0.547 0,0.000 0.625 0,0.000-0.219 0,0.000-0.266 0,0.000 0.109 0,0.000-0.125-1,0.000 0.094 0,0.000 0.156 3,0.000-0.188-2,0.000 1.000 0,0.000-0.719 0,0.000-0.359-2,0.000 0.438 4,0.000 2.016-4,0.000-1.094 1,0.000-1.266 1,0.000 0.406 1,0.000-0.141 0,0.000 0.328-1,0.000-0.594 0,0.000 1.281 2,0.000 0.375-4,0.000-1.047 1,0.000-0.656 2,0.000-0.047 1,-0.110 1.063-2,-2.042 0.500-2,0.207-1.422 1,0.432 1.531 0,1.103-1.313 1,0.364-0.484 1,0.169 0.203-1,-0.059 0.047 1,-0.067-0.250 0,0.004 0.594 0,0.000 0.250-2,0.000-0.344 1,0.000 0.953-1,0.000-1.047 0,0.000 0.563 1,0.000-0.828 0,0.000 0.328 2,0.000-0.453-2,0.000 1.406 0,0.000-0.875 0,0.000 0.641-2,0.000-0.719 2,0.000 0.641 1,0.000 0.188-1,0.000 0.891-2,-0.553-1.641 3,-2.663-0.234 0,1.375 0.406-1,1.301-0.609-1,0.540 0.969 2,0.134-1.000 0,-0.119 1.094-2,-0.015-0.297 1,0.000-0.453 0,0.000 0.125 0,0.000-0.078 0,0.000 0.672-1,0.000-0.953 0,0.000 0.313 3,0.000-0.109-1,0.000 0.094-1,0.000 0.172 0,0.000-0.625 0,0.000-0.031 1,0.000 0.344-2,0.000 0.188-1,0.000-0.344 3,-0.460 0.594 0,-3.574-0.813-2,1.651-0.438 1,2.060 0.734 1,-0.215 0.031-1,-3.533-1.219 1,2.728 1.688-1,1.371-0.563-1,0.058 1.125 0,-0.051 0.125 0,-0.022-1.094 1,-0.012 1.359 0,-0.003-1.703 0,0.002 0.016 0,0.001 0.922 0,0.000 0.625-1,0.000 0.922 1,0.000-2.031 0,0.000-0.172 0,0.000-0.203 3,0.000 1.781-2,0.000-1.250-2,0.000 0.578-1,0.000-0.984 2,0.000 0.250 2,0.000-0.422-2,0.000 0.484 0,0.000 0.250 0,0.000 0.172 0,0.000-0.406-1,0.000 1.141 1,0.000-0.531 0,0.000 0.813 0,0.000-1.297 1,0.000 0.047-3,0.000-0.125 0,1.320 0.031 5,3.936-2.516-2,-0.155 1.141 0,-3.504 0.766-2,-1.609 0.250 0,-0.175 0.531 1,0.105 0.031 0,0.081-0.656 1,0.007 0.250-1,-0.003 0.078 0,-0.003-0.172 0,0.000 0.297 0,0.000 0.344 0,0.000-0.219 0,0.000-0.063 0,0.000-0.234-1,0.000 0.281 0,0.000 0.547 1,0.000 0.719-1,0.000-1.922-1,0.000 0.250 2,0.000 0.375 4,0.000 0.125-3,0.000-0.781-2,0.000 0.109 3,0.000 0.906-3,0.000-0.484 1,0.000-0.375-1,0.000 0.125 0,0.000-0.266 1,0.000 0.766 2,0.000 0.422-2,0.000-0.719 0,0.000-0.484 0,0.000 0.063 0,0.000 0.500 0,0.000-0.359 0,0.000 0.094 0,0.000 1.484-1,0.000-0.094 0,0.000-0.672 2,0.000 0.063-1,0.000-0.063 0,0.000-0.531 1,0.000-0.125-1,0.000-0.313 0,0.000 0.797 0,0.000-0.031-1,0.000-0.484 0,0.000-0.031 2,0.000 0.594 0,0.000-0.813-1,0.000 0.281-1,0.000 0.219 2,0.000-0.313-1,0.000 0.000 1,0.000 0.000-2,0.000 0.484 2,0.000-0.438-2</inkml:trace>
+  <inkml:trace contextRef="#ctx0" brushRef="#br0">9644.000 174788.000 767,'6.004'0.000'-2,"0.026"1.047"1,-6.066 5.234 1,0.037-0.000-1,-0.001 0.641 1,0.000-0.813-1,-0.134 0.922 1,-2.379-0.875 1,-0.408 0.219-3,2.336 0.328 1,0.737-0.516 2,-2.565 0.766 2,0.199 1.203-5,0.767-1.344 0,-0.764 0.891 0,0.084-0.719 2,0.148 0.641 1,1.235-0.703-1,0.625 0.063 1,0.210-0.844 0,0.029 0.656 0,-0.076-0.734-1,-0.050 1.844 0,0.005-1.656 0,0.000-0.125-1,0.000 0.109 2,0.156-0.078 0,3.204-0.500-2,-1.373 0.813 1,-0.792 0.391-1,0.185 0.297 1,2.862-1.484 1,1.342-3.078 0,-4.286 3.609-1,-1.488 0.078-1,0.170 0.031 3,0.028-0.078-3,-0.008 1.391 0,0.000-1.281 1,-4.864-2.547 2,3.633 2.422-3,1.305 0.031 1,-0.049-0.219 0,-0.023 0.297-1,-0.002-0.094 0,0.001 0.734 3,0.000-0.422-2,0.000-0.484 0,0.000 0.891 0,0.000 0.094-1,0.000 1.719 0,0.000-0.375 0,0.000-2.375 1,0.000 1.063 3,0.000-0.531-3,0.000 0.453 0,0.000 0.906 0,0.000-1.688-1,0.000 1.594 1,0.000-0.609-1,0.000-0.578 0,0.000 0.297 1,0.000 0.094-1,0.000-0.875 4,-0.079 1.828-2,-0.941-1.281-2,-2.965-0.406 0,-0.161 0.188 1,1.847 0.563 0,0.184 0.094-1,0.099-0.828 0,-0.115 1.094 0,1.046-1.219 4,0.756 0.422-1,0.550-0.109-2,-0.223 0.078 0,0.004 1.109 0,0.000-0.828-1,-0.000-0.203 0,0.000 0.734 1,0.000-0.172 1,0.000-0.984-1,0.000 0.375 0,0.000-0.422 1,0.000 0.438 0,0.000 0.063-1,0.000 0.313-1,0.470-0.031 0,1.597-0.531 1,-0.146-0.328-1,0.114 0.797 1,1.433-1.922 1,-0.413 0.391 0,-3.066 1.031 0,0.013 0.000-1,0.000-0.219 0,2.527-0.344 0,0.611 0.344 0,-2.642 0.781 0,-0.567-0.094-1,0.002 0.938 0,0.042-0.547 0,0.026-0.531 1,0.002-0.047 0,-0.002 0.172 0,1.442-0.500 1,2.204-0.906 0,-2.720 1.016-1,-0.947-0.406 0,0.022 1.156-1,0.001 0.563 0,-0.003-0.891 0,0.000-0.359 2,0.000 0.031 0,0.000-0.453-1,0.000 0.094 0,0.000 0.109 1,0.000-0.266 0,0.000 0.297-1,0.000 0.094 0,-0.000-0.359 0,0.000 0.234 0,0.000-0.281 0,0.000 0.328-1,0.000-0.250 0,0.000 0.516 2,0.000 1.500-1,0.000-2.063-2,0.000 0.031 1,-0.000 0.313 4,0.000-0.219-3,0.000 0.266-2,0.000 0.813 2,0.000-1.125 1,0.000 0.734 0,0.000-0.547-1,0.000 0.313 0,0.000-0.047 0,-0.000-0.547 0,0.000 0.625 0,0.000-0.219 0,0.000-0.266 0,0.000 0.109 0,0.000-0.125-1,0.000 0.094 0,0.000 0.156 3,0.000-0.188-2,-0.000 1.000 0,0.000-0.719 0,0.000-0.359-2,0.000 0.438 4,0.000 2.016-4,0.000-1.094 1,0.000-1.266 1,0.000 0.406 1,0.000-0.141 0,-0.000 0.328-1,0.000-0.594 0,0.000 1.281 2,0.000 0.375-4,0.000-1.047 1,0.000-0.656 2,0.000-0.047 1,-0.110 1.063-2,-2.042 0.500-2,0.207-1.422 1,0.432 1.531 0,1.103-1.313 1,0.364-0.484 1,0.169 0.203-1,-0.059 0.047 1,-0.067-0.250 0,0.004 0.594 0,0.000 0.250-2,0.000-0.344 1,0.000 0.953-1,-0.000-1.047 0,0.000 0.563 1,0.000-0.828 0,0.000 0.328 2,0.000-0.453-2,0.000 1.406 0,-0.000-0.875 0,0.000 0.641-2,0.000-0.719 2,0.000 0.641 1,0.000 0.188-1,0.000 0.891-2,-0.553-1.641 3,-2.663-0.234 0,1.375 0.406-1,1.301-0.609-1,0.540 0.969 2,0.134-1.000 0,-0.119 1.094-2,-0.015-0.297 1,0.000-0.453 0,0.000 0.125 0,0.000-0.078 0,0.000 0.672-1,0.000-0.953 0,-0.000 0.313 3,0.000-0.109-1,0.000 0.094-1,0.000 0.172 0,0.000-0.625 0,-0.000-0.031 1,0.000 0.344-2,0.000 0.188-1,0.000-0.344 3,-0.460 0.594 0,-3.574-0.813-2,1.651-0.438 1,2.060 0.734 1,-0.215 0.031-1,-3.533-1.219 1,2.728 1.688-1,1.371-0.563-1,0.058 1.125 0,-0.051 0.125 0,-0.022-1.094 1,-0.012 1.359 0,-0.003-1.703 0,0.002 0.016 0,0.001 0.922 0,0.000 0.625-1,-0.000 0.922 1,0.000-2.031 0,0.000-0.172 0,0.000-0.203 3,0.000 1.781-2,-0.000-1.250-2,0.000 0.578-1,0.000-0.984 2,0.000 0.250 2,-0.000-0.422-2,0.000 0.484 0,0.000 0.250 0,0.000 0.172 0,0.000-0.406-1,-0.000 1.141 1,0.000-0.531 0,0.000 0.813 0,0.000-1.297 1,-0.000 0.047-3,0.000-0.125 0,1.320 0.031 5,3.936-2.516-2,-0.155 1.141 0,-3.504 0.766-2,-1.609 0.250 0,-0.175 0.531 1,0.105 0.031 0,0.081-0.656 1,0.007 0.250-1,-0.003 0.078 0,-0.003-0.172 0,-0.000 0.297 0,0.000 0.344 0,0.000-0.219 0,0.000-0.063 0,0.000-0.234-1,-0.000 0.281 0,0.000 0.547 1,0.000 0.719-1,0.000-1.922-1,-0.000 0.250 2,0.000 0.375 4,0.000 0.125-3,0.000-0.781-2,0.000 0.109 3,-0.000 0.906-3,0.000-0.484 1,0.000-0.375-1,0.000 0.125 0,-0.000-0.266 1,0.000 0.766 2,0.000 0.422-2,0.000-0.719 0,0.000-0.484 0,-0.000 0.063 0,0.000 0.500 0,0.000-0.359 0,0.000 0.094 0,-0.000 1.484-1,0.000-0.094 0,0.000-0.672 2,0.000 0.063-1,0.000-0.063 0,-0.000-0.531 1,0.000-0.125-1,0.000-0.313 0,0.000 0.797 0,-0.000-0.031-1,0.000-0.484 0,0.000-0.031 2,0.000 0.594 0,0.000-0.813-1,-0.000 0.281-1,0.000 0.219 2,0.000-0.313-1,0.000 0.000 1,-0.000 0.000-2,0.000 0.484 2,0.000-0.438-2</inkml:trace>
 </inkml:ink>
 </file>
 
@@ -12630,7 +13872,7 @@
       <inkml:brushProperty name="ignorePressure" value="0"/>
     </inkml:brush>
   </inkml:definitions>
-  <inkml:trace contextRef="#ctx0" brushRef="#br0">7433.000 174371.000 767,'0.000'6.047'0,"2.865"-0.125"-3,-0.149 0.938 2,-0.531-0.438-1,0.292 0.859 1,-0.698 1.625 0,-0.612-1.313 0,0.438 0.000 1,0.021 0.047 0,-0.350-0.625 1,-0.130 0.953 0,-0.979-1.891 0,-0.170 1.313 0,0.004-0.875-1,0.000 1.344-1,0.000-1.109-1,0.000 0.813 4,0.000-0.031 0,0.000-0.156-2,0.000-0.281-1,0.000 0.219 1,0.000-0.375 1,0.000-0.656-1,0.000-0.063 0,0.000-0.188 0,0.000 0.297 0,0.000-0.266 0,0.000 0.125 0,0.000-0.125 0,0.000 2.156 0,0.000-1.828 0,0.000-0.031-2,0.000 1.063 0,0.000-1.234 3,0.000 0.703 1,0.000-0.609-1,0.000-0.203-2,0.000 0.438 1,0.000 2.063-1,0.000-0.938 0,0.000-0.891 1,0.000-0.563 3,0.000 0.172-4,0.000-0.109 0,0.000 0.281 3,0.000 0.438-3,0.000-0.328 0,0.000 0.203 1,0.000 0.172 0,0.000 0.375-1,-0.363-1.234 1,-3.597-1.141 3,1.024 1.000-3,0.518 0.406-1,0.712 0.516 0,1.023 0.875 2,0.531-0.438-3,0.097 0.484 2,-0.656-1.406 1,-3.230-1.750-1,1.887 2.484 3,1.963-0.891-4,0.117 1.016-1,0.026-1.031 2,-0.042-0.094 2,-0.010 0.875-2,0.001 1.375 0,0.000-1.609-1,0.000-0.313 1,0.000-0.234 0,0.000 0.813 0,0.000-0.766 0,0.000-0.125 2,0.000-0.016-3,0.000 0.234 0,0.000 1.531 1,0.000-1.172-1,0.000 0.516 1,0.000 0.469-2,0.000 0.344 1,0.000-2.000 2,0.000 1.172 4,0.000-0.547-6,0.000 0.438 0,0.000-0.016 0,0.000 0.578 1,0.000-0.203-1,0.000 0.453 1,0.000-1.297 0,0.000-0.016 1,0.000-0.078-1,0.000-0.438 2,0.000-0.031-2,1.401 0.375 0,1.373 2.375-1,-1.338-2.375 1,0.515 1.828-2,0.647-0.047 2,-0.707-1.172 0,-0.855-0.469 1,-0.958-0.469 0,-0.244-0.031 0,0.169 0.016-2,0.000 0.453 1,-0.001-0.281 1,0.000 0.016-2,0.000 1.813 0,0.000-1.516 0,0.000 0.344 3,0.000-0.156-1,0.000 0.328-3,0.000-0.547 2,0.000-0.484 1,0.000 0.281 0,0.000 0.703-1,0.000 0.688-1,0.000-1.656 0,-0.878 0.625 1,-2.252 0.266 0,1.051-1.297 0,1.018 0.938 1,-2.182-0.234-1,1.099 0.703 0,1.468 0.578 0,0.611-0.969-1,-1.012 2.078 0,-0.401-2.016 0,0.034-0.844 0,0.106-0.109 1,0.813 0.609 2,0.640 0.547 1,-0.084 0.000-3,-0.029-0.406-1,-0.005-0.203 1,0.004 0.453 1,0.000-0.094-1,0.000-0.328 0,0.000 0.156 1,0.000-0.297-2,0.000 0.328-1,0.000 1.188 2,0.000-1.594 0,0.000-0.141 0,0.000 0.734 2,0.000 0.016-3,0.000-0.453 0,0.000 0.688 1,0.000-0.313 0,0.000 0.828 1,0.000-1.375-1,0.000 0.453 0,0.000 0.234 0,0.000 0.313 0,0.000 1.297 0,0.000-2.422 0,0.000 0.016-1,0.000 1.688 0,0.000 0.406 1,0.000-0.719 0,-0.044-0.828 0,-3.087-1.219 1,0.315 0.766 1,2.712 0.250-2,0.171 0.281-1,-0.035-0.250 1,-0.028-0.203 1,-0.005 0.234-1,0.002-0.156-1,0.000-0.281 0,0.000 0.016 1,0.000 0.469 1,0.000-0.375 1,0.000 0.344-3,0.000 0.703-1,0.000-0.453 2,0.000-0.438 2,0.000 0.125-2,0.000 0.391-1,0.000-0.547 0,0.000 1.391 1,0.000-1.047 2,0.000-0.375-2,0.000 1.203-1,0.000-1.125 1,0.000 0.641-1,0.000-0.672 1,0.000 0.984 1,0.000-0.891-1,2.116-0.453 0,0.118 1.297 0,-0.975 0.813-1,-0.771-1.063 1,-0.353 0.375 0,4.127-2.688 2,-2.613 1.125-2,-1.774 0.359 0,0.105 0.703 0,0.022-0.078 0,-0.001-0.188-1,0.000-0.156 0,0.548 2.516 0,1.020-1.953 0,0.492 1.656 0,-0.771-1.688 1,-0.400-0.891 1,-0.199 1.000-1,-0.550-1.031 1,-0.335 0.297 1,0.201 0.359 0,-0.006-0.172-2,2.512-0.359 0,-0.163 0.359-1,-1.351 0.297-1,-0.683-0.031 2,-0.384 0.453 1,0.006-0.766-1,0.027 2.750-2,0.025-2.469 2,0.006-0.453-1,0.004 1.813 0,0.002-1.938 3,0.000 0.031 0,0.799 1.547-2,1.351-0.656-1,-0.247-0.688 0,-0.851-0.266 2,-0.774 1.484 1,-0.314-1.500-3,-0.040-0.016 0,0.000 0.625 1,0.049-0.219 0,0.027-0.406 0,-0.002 0.578 1,-0.001-0.156 0,0.000-0.125-2,0.000 2.250 0,0.000-1.391 0,0.000-0.828 1,0.000-0.375 1,-1.306 3.000-1,-0.118-2.625-1,0.120-0.563 1,-0.108 1.984-1,0.801-0.500 2,0.480-1.016-1,0.165 1.797 0,0.048-1.203 1,-0.006 0.109-2,-1.396-0.844 1,-1.884-0.578 2,1.850 0.688-1,1.083 0.234-2,0.332 0.313 0,0.042-0.734 1,-0.105 0.313 1,0.001 0.859-1,0.002-1.172-1,0.000 0.859 0,0.000-0.734 2,0.000 0.641 0,0.000-0.719-1,0.000 0.891 0,0.000 0.281 0,0.000 0.938-2,0.000-1.781 2,0.000 0.063-1,0.000 0.688 1,0.000 0.625 0,0.000-1.047 0,0.000 1.313-1,0.000-1.359 3,0.000-0.266-1,0.000-0.094-1,0.000-0.156 0,0.000 0.797 1,0.000 0.734 0,-1.113 1.078-2,-0.735-1.125-1,0.037 0.422 1,0.532-0.516 0,0.549-1.422 0,0.341 0.531 3,0.354 0.031-1,0.107-0.422-1,0.007 1.984 1,-0.045-1.250-1,-0.016-0.875 0,-0.010 1.031-1,-0.009-0.063 2,0.000-1.188-2,0.000 1.531 2,0.001-0.469 0,0.001-0.297-3,0.000 0.625 2,0.000 0.125-1,-0.751 1.266 3,-0.564-1.891-2,-0.372-0.375-2,-0.350-0.266 1,-0.245-0.047 1,0.349 0.031 0,0.530-0.297 1,-1.279 1.453-1,-0.333-0.969 1,1.333-0.094 1,1.220 0.313-1,0.506 0.125-1,-0.440-0.703-1,-0.887 0.641 0,-0.711 1.484 0,0.447-2.359 1,-0.403 0.094 1,-0.466 1.188-2,0.861-0.406 2,0.822 2.578-1,0.568-1.219-2,0.146-0.547 1,0.061-0.547 0,0.018-0.328 1,-0.004 1.672 1,-0.013 0.391-1,-0.015-0.828-1,-0.013-1.250 0,-0.007 1.000 0,-0.010-0.625 6,-0.003-0.453-2,0.000-0.109-3,0.003 0.000 0,0.000 0.563 0,0.954-0.469 0,1.297 1.406-1,-0.970-0.188-1,-0.448 0.609 1,-0.322 0.250-1,-0.244 0.000 1,-0.176-1.266 1,-0.120 0.156 0,0.955-1.359 3,3.120-1.453 0,2.086-4.047-2,-4.480 6.125-1,-1.516-0.250 0,-0.129 1.031-2,-0.033-0.594 1,-0.005-0.297 2,2.872-0.109 1,-0.235-0.313-2,-1.862 0.109-1,-0.871 0.656 3,0.063-0.938-3,-1.280 0.438 1,-5.032-4.297 0</inkml:trace>
+  <inkml:trace contextRef="#ctx0" brushRef="#br0">7433.000 174371.000 767,'0.000'6.047'0,"2.865"-0.125"-3,-0.149 0.938 2,-0.531-0.438-1,0.292 0.859 1,-0.698 1.625 0,-0.612-1.313 0,0.438 0.000 1,0.021 0.047 0,-0.350-0.625 1,-0.130 0.953 0,-0.979-1.891 0,-0.170 1.313 0,0.004-0.875-1,0.000 1.344-1,0.000-1.109-1,0.000 0.813 4,0.000-0.031 0,0.000-0.156-2,0.000-0.281-1,0.000 0.219 1,0.000-0.375 1,-0.000-0.656-1,0.000-0.063 0,0.000-0.188 0,0.000 0.297 0,0.000-0.266 0,0.000 0.125 0,0.000-0.125 0,0.000 2.156 0,0.000-1.828 0,-0.000-0.031-2,0.000 1.063 0,0.000-1.234 3,0.000 0.703 1,0.000-0.609-1,0.000-0.203-2,0.000 0.438 1,0.000 2.063-1,0.000-0.938 0,-0.000-0.891 1,0.000-0.563 3,0.000 0.172-4,0.000-0.109 0,0.000 0.281 3,0.000 0.438-3,0.000-0.328 0,0.000 0.203 1,0.000 0.172 0,-0.000 0.375-1,-0.363-1.234 1,-3.597-1.141 3,1.024 1.000-3,0.518 0.406-1,0.712 0.516 0,1.023 0.875 2,0.531-0.438-3,0.097 0.484 2,-0.656-1.406 1,-3.230-1.750-1,1.887 2.484 3,1.963-0.891-4,0.117 1.016-1,0.026-1.031 2,-0.042-0.094 2,-0.010 0.875-2,0.001 1.375 0,0.000-1.609-1,0.000-0.313 1,0.000-0.234 0,0.000 0.813 0,-0.000-0.766 0,0.000-0.125 2,0.000-0.016-3,0.000 0.234 0,-0.000 1.531 1,0.000-1.172-1,0.000 0.516 1,0.000 0.469-2,-0.000 0.344 1,0.000-2.000 2,0.000 1.172 4,0.000-0.547-6,0.000 0.438 0,-0.000-0.016 0,0.000 0.578 1,0.000-0.203-1,0.000 0.453 1,-0.000-1.297 0,0.000-0.016 1,0.000-0.078-1,0.000-0.438 2,0.000-0.031-2,1.401 0.375 0,1.373 2.375-1,-1.338-2.375 1,0.515 1.828-2,0.647-0.047 2,-0.707-1.172 0,-0.855-0.469 1,-0.958-0.469 0,-0.244-0.031 0,0.169 0.016-2,0.000 0.453 1,-0.001-0.281 1,0.000 0.016-2,0.000 1.813 0,0.000-1.516 0,0.000 0.344 3,0.000-0.156-1,0.000 0.328-3,0.000-0.547 2,0.000-0.484 1,-0.000 0.281 0,0.000 0.703-1,0.000 0.688-1,0.000-1.656 0,-0.878 0.625 1,-2.252 0.266 0,1.051-1.297 0,1.018 0.938 1,-2.182-0.234-1,1.099 0.703 0,1.468 0.578 0,0.611-0.969-1,-1.012 2.078 0,-0.401-2.016 0,0.034-0.844 0,0.106-0.109 1,0.813 0.609 2,0.640 0.547 1,-0.084-0.000-3,-0.029-0.406-1,-0.005-0.203 1,0.004 0.453 1,0.000-0.094-1,0.000-0.328 0,0.000 0.156 1,0.000-0.297-2,-0.000 0.328-1,0.000 1.188 2,0.000-1.594 0,0.000-0.141 0,0.000 0.734 2,0.000 0.016-3,0.000-0.453 0,0.000 0.688 1,0.000-0.313 0,0.000 0.828 1,0.000-1.375-1,0.000 0.453 0,0.000 0.234 0,0.000 0.313 0,0.000 1.297 0,0.000-2.422 0,0.000 0.016-1,0.000 1.688 0,0.000 0.406 1,0.000-0.719 0,-0.044-0.828 0,-3.087-1.219 1,0.315 0.766 1,2.712 0.250-2,0.171 0.281-1,-0.035-0.250 1,-0.028-0.203 1,-0.005 0.234-1,0.002-0.156-1,0.000-0.281 0,0.000 0.016 1,0.000 0.469 1,0.000-0.375 1,0.000 0.344-3,0.000 0.703-1,0.000-0.453 2,0.000-0.438 2,0.000 0.125-2,0.000 0.391-1,0.000-0.547 0,0.000 1.391 1,0.000-1.047 2,-0.000-0.375-2,0.000 1.203-1,0.000-1.125 1,-0.000 0.641-1,0.000-0.672 1,0.000 0.984 1,-0.000-0.891-1,2.116-0.453 0,0.118 1.297 0,-0.975 0.813-1,-0.771-1.063 1,-0.353 0.375 0,4.127-2.688 2,-2.613 1.125-2,-1.774 0.359 0,0.105 0.703 0,0.022-0.078 0,-0.001-0.188-1,0.000-0.156 0,0.548 2.516 0,1.020-1.953 0,0.492 1.656 0,-0.771-1.688 1,-0.400-0.891 1,-0.199 1.000-1,-0.550-1.031 1,-0.335 0.297 1,0.201 0.359 0,-0.006-0.172-2,2.512-0.359 0,-0.163 0.359-1,-1.351 0.297-1,-0.683-0.031 2,-0.384 0.453 1,0.006-0.766-1,0.027 2.750-2,0.025-2.469 2,0.006-0.453-1,0.004 1.813 0,0.002-1.938 3,0.000 0.031 0,0.799 1.547-2,1.351-0.656-1,-0.247-0.688 0,-0.851-0.266 2,-0.774 1.484 1,-0.314-1.500-3,-0.040-0.016 0,0.000 0.625 1,0.049-0.219 0,0.027-0.406 0,-0.002 0.578 1,-0.001-0.156 0,0.000-0.125-2,0.000 2.250 0,0.000-1.391 0,0.000-0.828 1,0.000-0.375 1,-1.306 3.000-1,-0.118-2.625-1,0.120-0.563 1,-0.108 1.984-1,0.801-0.500 2,0.480-1.016-1,0.165 1.797 0,0.048-1.203 1,-0.006 0.109-2,-1.396-0.844 1,-1.884-0.578 2,1.850 0.688-1,1.083 0.234-2,0.332 0.313 0,0.042-0.734 1,-0.105 0.313 1,0.001 0.859-1,0.002-1.172-1,0.000 0.859 0,0.000-0.734 2,0.000 0.641 0,0.000-0.719-1,0.000 0.891 0,0.000 0.281 0,0.000 0.938-2,0.000-1.781 2,0.000 0.063-1,-0.000 0.688 1,0.000 0.625 0,0.000-1.047 0,-0.000 1.313-1,0.000-1.359 3,0.000-0.266-1,-0.000-0.094-1,0.000-0.156 0,0.000 0.797 1,-0.000 0.734 0,-1.113 1.078-2,-0.735-1.125-1,0.037 0.422 1,0.532-0.516 0,0.549-1.422 0,0.341 0.531 3,0.354 0.031-1,0.107-0.422-1,0.007 1.984 1,-0.045-1.250-1,-0.016-0.875 0,-0.010 1.031-1,-0.009-0.063 2,0.000-1.188-2,0.000 1.531 2,0.001-0.469 0,0.001-0.297-3,0.000 0.625 2,0.000 0.125-1,-0.751 1.266 3,-0.564-1.891-2,-0.372-0.375-2,-0.350-0.266 1,-0.245-0.047 1,0.349 0.031 0,0.530-0.297 1,-1.279 1.453-1,-0.333-0.969 1,1.333-0.094 1,1.220 0.313-1,0.506 0.125-1,-0.440-0.703-1,-0.887 0.641 0,-0.711 1.484 0,0.447-2.359 1,-0.403 0.094 1,-0.466 1.188-2,0.861-0.406 2,0.822 2.578-1,0.568-1.219-2,0.146-0.547 1,0.061-0.547 0,0.018-0.328 1,-0.004 1.672 1,-0.013 0.391-1,-0.015-0.828-1,-0.013-1.250 0,-0.007 1.000 0,-0.010-0.625 6,-0.003-0.453-2,0.000-0.109-3,0.003 0.000 0,0.000 0.563 0,0.954-0.469 0,1.297 1.406-1,-0.970-0.188-1,-0.448 0.609 1,-0.322 0.250-1,-0.244 0.000 1,-0.176-1.266 1,-0.120 0.156 0,0.955-1.359 3,3.120-1.453 0,2.086-4.047-2,-4.480 6.125-1,-1.516-0.250 0,-0.129 1.031-2,-0.033-0.594 1,-0.005-0.297 2,2.872-0.109 1,-0.235-0.313-2,-1.862 0.109-1,-0.871 0.656 3,0.063-0.938-3,-1.280 0.438 1,-5.032-4.297 0</inkml:trace>
 </inkml:ink>
 </file>
 
@@ -12659,7 +13901,7 @@
       <inkml:brushProperty name="ignorePressure" value="0"/>
     </inkml:brush>
   </inkml:definitions>
-  <inkml:trace contextRef="#ctx0" brushRef="#br0">9195.000 174182.000 767,'6.085'0.000'0,"1.349"0.000"-4,-1.303 0.000 2,1.323 0.000 2,4.497 0.000-4,-0.211 0.000 2,-1.865 0.000 2,-2.621 0.000 0,1.451 0.000 1,-0.418 0.000 0,0.503 0.000-1,-1.389 0.000 0,0.121 0.000 1,-0.196 0.000 3,-1.125 0.000-3,1.967 0.000-3,-0.062 0.000-1,-1.238 0.000 5,0.600 0.000 1,-0.057 0.078-4,-0.149 1.563 1,-0.981 0.438-1,2.099-0.594-1,-2.263-0.969 2,0.614-0.250 0,0.586-0.078-1,-0.588 0.438 1,0.808 1.281 0,-1.306-0.094 1,1.036 0.016-1,-1.256 0.656 0,0.744 1.016-1,-0.497-0.359 1,0.620-0.516 0,-0.593-1.578 2,0.524-0.203-2,0.499 0.953 0,0.547 1.344 0,-1.697 0.078-1,-1.054 0.016 0,0.726 0.156 2,0.461-0.797 0,2.340 1.344-1,0.001 0.750-2,-0.830-0.141 2,-0.051-1.141-2,0.116-1.359 2,-0.329-1.000 0,-0.546-0.641 1,-0.279-0.344-1,0.187-0.156 0,0.692-0.063 0,-0.201 0.016-1,0.946 0.016 3,-0.621 0.063 0,-0.489 0.047-1,-0.885 0.016-2,0.481 0.094 3,-4.644 5.563 0,-2.180 0.578-3,0.000 0.016 1,0.000-0.203 0,0.000 0.547 0,0.000-0.328 0,0.000 0.406 0,0.000 0.609 0,3.020-1.328 1,2.755-2.266-2,-2.537 2.422 0,-3.045 0.797 1,-0.424-0.672 0,0.239 0.266 2,0.317-0.438-3,4.309-2.109 1,-2.782 2.703 0,-1.483-0.406-1,-0.364 0.766 1,-0.093-0.328 0,5.146-2.875 2,-4.066 3.516-3,-1.093-1.172 1,0.062 0.875-1,0.043-0.516 2,-0.002-0.344-2,0.000-0.063 2,0.000 0.172-1,1.099 0.109-1,1.703-0.359 1,-0.551-0.297 0,-2.402 0.656 0,0.151 0.469 2,0.000 0.156-3,0.000-0.813 0,0.000 0.438 2,0.000-0.547-1,0.000-0.063 0,0.000 0.641 1,0.000 0.094-1,0.000 0.125-1,0.000-0.688 0,0.000-0.063 1,0.000 0.859 0,0.000-0.453 0,0.000-0.031 1,0.000 0.406-1,0.000-0.594 0,0.000 0.063 0,0.000 0.031 0,0.000-0.078 0,0.000-0.250 0,0.000 0.266 0,0.000 0.422 0,0.000-0.359 0,0.000-0.328-1,0.000 0.328 0,0.000-0.016 3,0.000 0.172-2,0.000-0.203 0,0.000 0.078-1,0.000 0.063 0,0.000 0.047 3,0.000-0.031-2,0.000 1.000 0,0.000 0.313-1,0.000-0.078 1,0.000-1.000-1,0.000-0.578 1,0.000 0.188 0,0.000 0.313 1,0.000-0.500 0,0.000-0.109-1,0.000 0.313-1,0.000 0.297 0,-0.751-0.313 3,-2.703-0.344-2,1.582 1.078 0,1.778-0.453-1,0.171 0.813 0,0.007-0.547 2,-0.067 0.281 0,-0.020-0.938-2</inkml:trace>
+  <inkml:trace contextRef="#ctx0" brushRef="#br0">9195.000 174182.000 767,'6.085'0.000'0,"1.349"0.000"-4,-1.303 0.000 2,1.323 0.000 2,4.497 0.000-4,-0.211 0.000 2,-1.865 0.000 2,-2.621 0.000 0,1.451 0.000 1,-0.418 0.000 0,0.503 0.000-1,-1.389 0.000 0,0.121 0.000 1,-0.196 0.000 3,-1.125 0.000-3,1.967 0.000-3,-0.062 0.000-1,-1.238 0.000 5,0.600 0.000 1,-0.057 0.078-4,-0.149 1.563 1,-0.981 0.438-1,2.099-0.594-1,-2.263-0.969 2,0.614-0.250 0,0.586-0.078-1,-0.588 0.438 1,0.808 1.281 0,-1.306-0.094 1,1.036 0.016-1,-1.256 0.656 0,0.744 1.016-1,-0.497-0.359 1,0.620-0.516 0,-0.593-1.578 2,0.524-0.203-2,0.499 0.953 0,0.547 1.344 0,-1.697 0.078-1,-1.054 0.016 0,0.726 0.156 2,0.461-0.797 0,2.340 1.344-1,0.001 0.750-2,-0.830-0.141 2,-0.051-1.141-2,0.116-1.359 2,-0.329-1.000 0,-0.546-0.641 1,-0.279-0.344-1,0.187-0.156 0,0.692-0.063 0,-0.201 0.016-1,0.946 0.016 3,-0.621 0.063 0,-0.489 0.047-1,-0.885 0.016-2,0.481 0.094 3,-4.644 5.563 0,-2.180 0.578-3,0.000 0.016 1,0.000-0.203 0,0.000 0.547 0,0.000-0.328 0,0.000 0.406 0,0.000 0.609 0,3.020-1.328 1,2.755-2.266-2,-2.537 2.422 0,-3.045 0.797 1,-0.424-0.672 0,0.239 0.266 2,0.317-0.438-3,4.309-2.109 1,-2.782 2.703 0,-1.483-0.406-1,-0.364 0.766 1,-0.093-0.328 0,5.146-2.875 2,-4.066 3.516-3,-1.093-1.172 1,0.062 0.875-1,0.043-0.516 2,-0.002-0.344-2,-0.000-0.063 2,0.000 0.172-1,1.099 0.109-1,1.703-0.359 1,-0.551-0.297 0,-2.402 0.656 0,0.151 0.469 2,0.000 0.156-3,0.000-0.813 0,0.000 0.438 2,0.000-0.547-1,0.000-0.063 0,0.000 0.641 1,0.000 0.094-1,0.000 0.125-1,0.000-0.688 0,0.000-0.063 1,-0.000 0.859 0,0.000-0.453 0,0.000-0.031 1,0.000 0.406-1,0.000-0.594 0,0.000 0.063 0,0.000 0.031 0,0.000-0.078 0,0.000-0.250 0,0.000 0.266 0,0.000 0.422 0,0.000-0.359 0,0.000-0.328-1,0.000 0.328 0,0.000-0.016 3,0.000 0.172-2,0.000-0.203 0,0.000 0.078-1,-0.000 0.063 0,0.000 0.047 3,0.000-0.031-2,0.000 1.000 0,0.000 0.313-1,0.000-0.078 1,0.000-1.000-1,0.000-0.578 1,0.000 0.188 0,0.000 0.313 1,0.000-0.500 0,0.000-0.109-1,0.000 0.313-1,0.000 0.297 0,-0.751-0.313 3,-2.703-0.344-2,1.582 1.078 0,1.778-0.453-1,0.171 0.813 0,0.007-0.547 2,-0.067 0.281 0,-0.020-0.938-2</inkml:trace>
 </inkml:ink>
 </file>
 
@@ -12717,7 +13959,7 @@
       <inkml:brushProperty name="ignorePressure" value="0"/>
     </inkml:brush>
   </inkml:definitions>
-  <inkml:trace contextRef="#ctx0" brushRef="#br0">7458.000 174207.000 767,'6.064'0.000'0,"-0.046"0.000"0,0.282 0.000-2,0.557 0.000 0,1.282 0.000 1,0.650 0.000 0,-1.787 0.000 0,-0.579 0.000 1,1.007 0.000 2,0.517 0.000-2,-1.267 0.000-1,0.136 0.000 1,-0.282 0.000 0,-0.041 0.000-1,0.779 0.000 1,1.103 0.000 2,2.120 0.000-4,-2.151 0.000 0,-1.315 0.000 1,-0.971 0.000-1,2.009 0.000 3,0.282 0.000-1,0.585 0.000 1,-0.988 0.000 0,-1.748 0.000-2,1.439 0.000 1,0.051 0.000 4,-0.584 0.000-5,-0.602 0.000 3,0.738 0.000-2,-0.261 0.000-1,0.656 0.000 1,-0.787-0.297 0,-0.256-0.578 0,1.796-0.625-2,-0.126 0.000 1,-1.127 0.375-1,-0.533 0.563 5,0.038 0.313-1,-0.067 0.188-3,1.602 0.094-1,-1.945 0.031 4,1.572 0.000 0,-1.686-0.047-2,1.189-0.016-1,0.112 0.000 1,-1.364 0.000 0,0.738 0.000 0,-0.626 0.000 2,0.954 0.000-2,0.481 0.000 0,-1.210 0.000-2,1.167 0.000 0,-1.511 0.000 1,0.077 0.000 1,0.007 0.000 1,1.628 0.000-1,4.913 0.000 0,-4.957 0.000-2,0.390 0.000 0,0.070 0.000 0,-0.129 0.000 0,-0.238 0.000 1,-0.160 0.000 1,-0.230 0.000 0,-0.400 0.000 0,3.423 0.000 8,-0.461 0.000-11,-1.619 0.000 4,-0.330 0.000 0,-1.694 0.000 2,0.370 0.000 0,-0.034 0.000-4,0.539 0.000 0,1.482 0.000 0,-2.583 0.000 1,1.711 0.000-1,0.047 0.000 3,1.866 0.000-4,-1.128 0.000 2,0.428 0.000-1,-0.059 0.000 0,0.119 0.000-1,-2.099 0.000 1,-0.513 0.000 6,0.732 0.000-2,0.444 0.000-2,-1.069 0.000-2,-0.080 0.000 0,0.413 0.000 1,1.044 0.000 0,-1.029 0.000-1,0.264 0.000 0,-0.524 0.000 0,1.280 0.000-1,2.249 0.000 2,-0.753 0.000 0,-1.252 0.000 0,-0.273 0.000 0,-1.783 0.000 3,0.384-1.906-2,1.177-0.375-1,-0.189 1.063 0,3.900 0.250-2,-5.117 0.656 1,5.203-0.328-1,-0.176-0.375 2,-0.611-0.391-1,-1.842 0.094 0,-2.124 0.313 1,0.647 0.125 4,-0.211 0.656-2,-0.866 0.297 0,0.923-0.406-2,-1.541-1.672 0,-0.282-1.094 0,0.628 2.594 0,2.378 0.500 0,-1.521 0.000 0,2.228 0.000-1,0.540 0.000-2,-0.873 0.000 1,-0.623 0.000 1,-1.843 0.000 2,1.213 0.000 5,-0.260 0.000-7,0.836 0.000 1,0.653 0.000 0,-1.090 0.000-1,-1.563 0.000 1,0.580 0.000 2,0.093 0.000-3,-0.401 0.000 1,-0.355 0.000 0,1.543 0.000-1,-1.314 0.000 2,1.595 0.000 1,-1.347 0.000-2,0.050 0.000-1,0.386 0.000 1,1.647 0.000 0,-1.165 0.000-1,0.374 0.000 0,-1.084 0.000-1,1.200 0.000 1,-0.663 0.000 6,1.445 0.000-5,-2.583 0.000 1,0.135 0.000-2,2.552 0.000-2,0.079 0.000 2,-0.279 0.000 2,-1.076 0.000-1,-1.337 0.000 0,0.659 0.000 3,1.418 0.000-3,-1.303 0.000 0,-0.342 0.000 0,3.117 0.000-1,1.681 0.000 0,-4.068 0.000-1,-0.229 0.000 0,0.305 0.000 1,0.150 0.000-1,0.037 0.000 0,0.611 0.000 0,-0.462 0.000 2,-0.573 0.000 0,-0.469 0.000 0,-0.726 0.000 1,4.050 0.000 4,-1.983 0.000-5,0.492 0.000 1,0.495 0.000 1,-0.387 0.000 1,-1.591 0.000-4,4.468 0.000 0,-0.007 0.000 0,-1.376 0.000 0,-2.737 0.000-1,-1.189 0.000 1,1.213 0.000 9,0.324 0.000-9,3.884 0.000-1,-5.021 0.000 1,0.500 0.000 0,-0.417 0.000 0,-0.570 0.000 0,3.796 0.000-1,-3.137 0.000 2,-0.186 0.000 6,0.188 0.000-1,-0.528 0.000-5,2.659 0.000-3,0.757 0.000 1,1.515 0.000 0,-1.012 0.000 0,-0.187 0.000 1,0.014 0.000 2,-0.705 0.000 0,-1.839 0.000-1,0.206 0.000 3,0.950 0.000 1,-0.806 0.000-6,1.466 0.000 0,-0.769 0.000 1,-1.370 0.000 0,-0.263 0.000 4,-0.193 0.000-1,0.396 0.000-4,0.274 0.000 1,-0.401 0.000 1,0.013 0.000-1,4.002 0.000 0,-2.446 0.000 0,0.757 0.000-1,0.317 0.000 1,0.020 0.000 0,-0.162 0.000-1,0.074 0.000 1,-0.064 0.000-1,-0.038 0.000 1,-0.019 0.000 1,-0.839 0.000 0,-1.261 0.000 1,3.158 0.000-1,-3.313 0.000 3,-0.949 0.000 5</inkml:trace>
+  <inkml:trace contextRef="#ctx0" brushRef="#br0">7458.000 174207.000 767,'6.064'0.000'0,"-0.046"0.000"0,0.282 0.000-2,0.557 0.000 0,1.282 0.000 1,0.650 0.000 0,-1.787 0.000 0,-0.579 0.000 1,1.007 0.000 2,0.517 0.000-2,-1.267 0.000-1,0.136 0.000 1,-0.282 0.000 0,-0.041 0.000-1,0.779 0.000 1,1.103 0.000 2,2.120 0.000-4,-2.151 0.000 0,-1.315 0.000 1,-0.971 0.000-1,2.009 0.000 3,0.282 0.000-1,0.585 0.000 1,-0.988 0.000 0,-1.748 0.000-2,1.439 0.000 1,0.051 0.000 4,-0.584 0.000-5,-0.602 0.000 3,0.738 0.000-2,-0.261 0.000-1,0.656 0.000 1,-0.787-0.297 0,-0.256-0.578 0,1.796-0.625-2,-0.126 0.000 1,-1.127 0.375-1,-0.533 0.563 5,0.038 0.313-1,-0.067 0.188-3,1.602 0.094-1,-1.945 0.031 4,1.572 0.000 0,-1.686-0.047-2,1.189-0.016-1,0.112 0.000 1,-1.364 0.000 0,0.738 0.000 0,-0.626-0.000 2,0.954 0.000-2,0.481 0.000 0,-1.210 0.000-2,1.167 0.000 0,-1.511-0.000 1,0.077 0.000 1,0.007 0.000 1,1.628 0.000-1,4.913 0.000 0,-4.957 0.000-2,0.390-0.000 0,0.070 0.000 0,-0.129 0.000 0,-0.238 0.000 1,-0.160 0.000 1,-0.230-0.000 0,-0.400 0.000 0,3.423 0.000 8,-0.461 0.000-11,-1.619 0.000 4,-0.330-0.000 0,-1.694 0.000 2,0.370 0.000 0,-0.034 0.000-4,0.539 0.000 0,1.482 0.000 0,-2.583-0.000 1,1.711 0.000-1,0.047 0.000 3,1.866 0.000-4,-1.128 0.000 2,0.428-0.000-1,-0.059 0.000 0,0.119 0.000-1,-2.099 0.000 1,-0.513 0.000 6,0.732 0.000-2,0.444-0.000-2,-1.069 0.000-2,-0.080 0.000 0,0.413 0.000 1,1.044 0.000 0,-1.029-0.000-1,0.264 0.000 0,-0.524 0.000 0,1.280 0.000-1,2.249 0.000 2,-0.753 0.000 0,-1.252-0.000 0,-0.273 0.000 0,-1.783 0.000 3,0.384-1.906-2,1.177-0.375-1,-0.189 1.063 0,3.900 0.250-2,-5.117 0.656 1,5.203-0.328-1,-0.176-0.375 2,-0.611-0.391-1,-1.842 0.094 0,-2.124 0.313 1,0.647 0.125 4,-0.211 0.656-2,-0.866 0.297 0,0.923-0.406-2,-1.541-1.672 0,-0.282-1.094 0,0.628 2.594 0,2.378 0.500 0,-1.521 0.000 0,2.228 0.000-1,0.540 0.000-2,-0.873 0.000 1,-0.623 0.000 1,-1.843 0.000 2,1.213 0.000 5,-0.260 0.000-7,0.836 0.000 1,0.653 0.000 0,-1.090-0.000-1,-1.563 0.000 1,0.580 0.000 2,0.093 0.000-3,-0.401 0.000 1,-0.355 0.000 0,1.543 0.000-1,-1.314 0.000 2,1.595-0.000 1,-1.347 0.000-2,0.050 0.000-1,0.386 0.000 1,1.647 0.000 0,-1.165 0.000-1,0.374 0.000 0,-1.084 0.000-1,1.200 0.000 1,-0.663 0.000 6,1.445 0.000-5,-2.583-0.000 1,0.135 0.000-2,2.552 0.000-2,0.079 0.000 2,-0.279 0.000 2,-1.076 0.000-1,-1.337 0.000 0,0.659 0.000 3,1.418-0.000-3,-1.303 0.000 0,-0.342 0.000 0,3.117 0.000-1,1.681 0.000 0,-4.068 0.000-1,-0.229 0.000 0,0.305 0.000 1,0.150 0.000-1,0.037 0.000 0,0.611 0.000 0,-0.462-0.000 2,-0.573 0.000 0,-0.469 0.000 0,-0.726 0.000 1,4.050 0.000 4,-1.983 0.000-5,0.492 0.000 1,0.495 0.000 1,-0.387-0.000 1,-1.591 0.000-4,4.468 0.000 0,-0.007-0.000 0,-1.376 0.000 0,-2.737 0.000-1,-1.189 0.000 1,1.213 0.000 9,0.324 0.000-9,3.884 0.000-1,-5.021 0.000 1,0.500-0.000 0,-0.417 0.000 0,-0.570 0.000 0,3.796 0.000-1,-3.137 0.000 2,-0.186 0.000 6,0.188 0.000-1,-0.528 0.000-5,2.659-0.000-3,0.757 0.000 1,1.515 0.000 0,-1.012-0.000 0,-0.187 0.000 1,0.014 0.000 2,-0.705 0.000 0,-1.839 0.000-1,0.206 0.000 3,0.950 0.000 1,-0.806 0.000-6,1.466-0.000 0,-0.769 0.000 1,-1.370 0.000 0,-0.263 0.000 4,-0.193 0.000-1,0.396 0.000-4,0.274 0.000 1,-0.401 0.000 1,0.013-0.000-1,4.002 0.000 0,-2.446 0.000 0,0.757-0.000-1,0.317 0.000 1,0.020 0.000 0,-0.162 0.000-1,0.074 0.000 1,-0.064 0.000-1,-0.038 0.000 1,-0.019 0.000 1,-0.839-0.000 0,-1.261 0.000 1,3.158 0.000-1,-3.313 0.000 3,-0.949 0.000 5</inkml:trace>
 </inkml:ink>
 </file>
 
